--- a/doc/詩/唐朝/李白/李白-送友人.docx
+++ b/doc/詩/唐朝/李白/李白-送友人.docx
@@ -1,6 +1,6 @@
 
 <file path=word/document.xml><?xml version="1.0" encoding="utf-8"?>
-<w:document xmlns:wpc="http://schemas.microsoft.com/office/word/2010/wordprocessingCanvas" xmlns:cx="http://schemas.microsoft.com/office/drawing/2014/chartex" xmlns:cx1="http://schemas.microsoft.com/office/drawing/2015/9/8/chartex" xmlns:cx2="http://schemas.microsoft.com/office/drawing/2015/10/21/chartex" xmlns:cx3="http://schemas.microsoft.com/office/drawing/2016/5/9/chartex" xmlns:cx4="http://schemas.microsoft.com/office/drawing/2016/5/10/chartex" xmlns:cx5="http://schemas.microsoft.com/office/drawing/2016/5/11/chartex" xmlns:cx6="http://schemas.microsoft.com/office/drawing/2016/5/12/chartex" xmlns:cx7="http://schemas.microsoft.com/office/drawing/2016/5/13/chartex" xmlns:cx8="http://schemas.microsoft.com/office/drawing/2016/5/14/chartex" xmlns:mc="http://schemas.openxmlformats.org/markup-compatibility/2006" xmlns:aink="http://schemas.microsoft.com/office/drawing/2016/ink" xmlns:am3d="http://schemas.microsoft.com/office/drawing/2017/model3d" xmlns:o="urn:schemas-microsoft-com:office:office" xmlns:r="http://schemas.openxmlformats.org/officeDocument/2006/relationships" xmlns:m="http://schemas.openxmlformats.org/officeDocument/2006/math" xmlns:v="urn:schemas-microsoft-com:vml" xmlns:wp14="http://schemas.microsoft.com/office/word/2010/wordprocessingDrawing" xmlns:wp="http://schemas.openxmlformats.org/drawingml/2006/wordprocessingDrawing" xmlns:w10="urn:schemas-microsoft-com:office:word" xmlns:w="http://schemas.openxmlformats.org/wordprocessingml/2006/main" xmlns:w14="http://schemas.microsoft.com/office/word/2010/wordml" xmlns:w15="http://schemas.microsoft.com/office/word/2012/wordml" xmlns:w16cex="http://schemas.microsoft.com/office/word/2018/wordml/cex" xmlns:w16cid="http://schemas.microsoft.com/office/word/2016/wordml/cid" xmlns:w16="http://schemas.microsoft.com/office/word/2018/wordml" xmlns:w16sdtdh="http://schemas.microsoft.com/office/word/2020/wordml/sdtdatahash" xmlns:w16se="http://schemas.microsoft.com/office/word/2015/wordml/symex" xmlns:wpg="http://schemas.microsoft.com/office/word/2010/wordprocessingGroup" xmlns:wpi="http://schemas.microsoft.com/office/word/2010/wordprocessingInk" xmlns:wne="http://schemas.microsoft.com/office/word/2006/wordml" xmlns:wps="http://schemas.microsoft.com/office/word/2010/wordprocessingShape" mc:Ignorable="w14 w15 w16se w16cid w16 w16cex w16sdtdh wp14">
+<w:document xmlns:wpc="http://schemas.microsoft.com/office/word/2010/wordprocessingCanvas" xmlns:cx="http://schemas.microsoft.com/office/drawing/2014/chartex" xmlns:cx1="http://schemas.microsoft.com/office/drawing/2015/9/8/chartex" xmlns:cx2="http://schemas.microsoft.com/office/drawing/2015/10/21/chartex" xmlns:cx3="http://schemas.microsoft.com/office/drawing/2016/5/9/chartex" xmlns:cx4="http://schemas.microsoft.com/office/drawing/2016/5/10/chartex" xmlns:cx5="http://schemas.microsoft.com/office/drawing/2016/5/11/chartex" xmlns:cx6="http://schemas.microsoft.com/office/drawing/2016/5/12/chartex" xmlns:cx7="http://schemas.microsoft.com/office/drawing/2016/5/13/chartex" xmlns:cx8="http://schemas.microsoft.com/office/drawing/2016/5/14/chartex" xmlns:mc="http://schemas.openxmlformats.org/markup-compatibility/2006" xmlns:aink="http://schemas.microsoft.com/office/drawing/2016/ink" xmlns:am3d="http://schemas.microsoft.com/office/drawing/2017/model3d" xmlns:o="urn:schemas-microsoft-com:office:office" xmlns:oel="http://schemas.microsoft.com/office/2019/extlst" xmlns:r="http://schemas.openxmlformats.org/officeDocument/2006/relationships" xmlns:m="http://schemas.openxmlformats.org/officeDocument/2006/math" xmlns:v="urn:schemas-microsoft-com:vml" xmlns:wp14="http://schemas.microsoft.com/office/word/2010/wordprocessingDrawing" xmlns:wp="http://schemas.openxmlformats.org/drawingml/2006/wordprocessingDrawing" xmlns:w10="urn:schemas-microsoft-com:office:word" xmlns:w="http://schemas.openxmlformats.org/wordprocessingml/2006/main" xmlns:w14="http://schemas.microsoft.com/office/word/2010/wordml" xmlns:w15="http://schemas.microsoft.com/office/word/2012/wordml" xmlns:w16cex="http://schemas.microsoft.com/office/word/2018/wordml/cex" xmlns:w16cid="http://schemas.microsoft.com/office/word/2016/wordml/cid" xmlns:w16="http://schemas.microsoft.com/office/word/2018/wordml" xmlns:w16du="http://schemas.microsoft.com/office/word/2023/wordml/word16du" xmlns:w16sdtdh="http://schemas.microsoft.com/office/word/2020/wordml/sdtdatahash" xmlns:w16sdtfl="http://schemas.microsoft.com/office/word/2024/wordml/sdtformatlock" xmlns:w16se="http://schemas.microsoft.com/office/word/2015/wordml/symex" xmlns:wpg="http://schemas.microsoft.com/office/word/2010/wordprocessingGroup" xmlns:wpi="http://schemas.microsoft.com/office/word/2010/wordprocessingInk" xmlns:wne="http://schemas.microsoft.com/office/word/2006/wordml" xmlns:wps="http://schemas.microsoft.com/office/word/2010/wordprocessingShape" mc:Ignorable="w14 w15 w16se w16cid w16 w16cex w16sdtdh w16sdtfl w16du wp14">
   <w:body>
     <w:p>
       <w:pPr>
@@ -116,9 +116,8 @@
           <w:sz w:val="32"/>
           <w:szCs w:val="32"/>
         </w:rPr>
-        <w:t>青山橫北</w:t>
-      </w:r>
-      <w:proofErr w:type="gramStart"/>
+        <w:t>青山橫北郭，白水繞東城。此地一爲別，孤蓬萬里</w:t>
+      </w:r>
       <w:r>
         <w:rPr>
           <w:rFonts w:ascii="標楷體" w:eastAsia="標楷體" w:hAnsi="標楷體" w:cs="Arial" w:hint="eastAsia"/>
@@ -127,9 +126,8 @@
           <w:sz w:val="32"/>
           <w:szCs w:val="32"/>
         </w:rPr>
-        <w:t>郭</w:t>
-      </w:r>
-      <w:proofErr w:type="gramEnd"/>
+        <w:t>征</w:t>
+      </w:r>
       <w:r>
         <w:rPr>
           <w:rFonts w:ascii="標楷體" w:eastAsia="標楷體" w:hAnsi="標楷體" w:cs="Arial" w:hint="eastAsia"/>
@@ -138,9 +136,20 @@
           <w:sz w:val="32"/>
           <w:szCs w:val="32"/>
         </w:rPr>
-        <w:t>，</w:t>
-      </w:r>
-      <w:proofErr w:type="gramStart"/>
+        <w:t>。</w:t>
+      </w:r>
+    </w:p>
+    <w:p>
+      <w:pPr>
+        <w:spacing w:beforeLines="50" w:before="180" w:line="400" w:lineRule="exact"/>
+        <w:rPr>
+          <w:rFonts w:ascii="標楷體" w:eastAsia="標楷體" w:hAnsi="標楷體" w:cs="Arial"/>
+          <w:bCs/>
+          <w:color w:val="0F0F0F"/>
+          <w:sz w:val="32"/>
+          <w:szCs w:val="32"/>
+        </w:rPr>
+      </w:pPr>
       <w:r>
         <w:rPr>
           <w:rFonts w:ascii="標楷體" w:eastAsia="標楷體" w:hAnsi="標楷體" w:cs="Arial" w:hint="eastAsia"/>
@@ -149,104 +158,7 @@
           <w:sz w:val="32"/>
           <w:szCs w:val="32"/>
         </w:rPr>
-        <w:t>白水繞東城</w:t>
-      </w:r>
-      <w:proofErr w:type="gramEnd"/>
-      <w:r>
-        <w:rPr>
-          <w:rFonts w:ascii="標楷體" w:eastAsia="標楷體" w:hAnsi="標楷體" w:cs="Arial" w:hint="eastAsia"/>
-          <w:bCs/>
-          <w:color w:val="0F0F0F"/>
-          <w:sz w:val="32"/>
-          <w:szCs w:val="32"/>
-        </w:rPr>
-        <w:t>。此地</w:t>
-      </w:r>
-      <w:proofErr w:type="gramStart"/>
-      <w:r>
-        <w:rPr>
-          <w:rFonts w:ascii="標楷體" w:eastAsia="標楷體" w:hAnsi="標楷體" w:cs="Arial" w:hint="eastAsia"/>
-          <w:bCs/>
-          <w:color w:val="0F0F0F"/>
-          <w:sz w:val="32"/>
-          <w:szCs w:val="32"/>
-        </w:rPr>
-        <w:t>一</w:t>
-      </w:r>
-      <w:proofErr w:type="gramEnd"/>
-      <w:r>
-        <w:rPr>
-          <w:rFonts w:ascii="標楷體" w:eastAsia="標楷體" w:hAnsi="標楷體" w:cs="Arial" w:hint="eastAsia"/>
-          <w:bCs/>
-          <w:color w:val="0F0F0F"/>
-          <w:sz w:val="32"/>
-          <w:szCs w:val="32"/>
-        </w:rPr>
-        <w:t>爲別，孤蓬萬里</w:t>
-      </w:r>
-      <w:r>
-        <w:rPr>
-          <w:rFonts w:ascii="標楷體" w:eastAsia="標楷體" w:hAnsi="標楷體" w:cs="Arial" w:hint="eastAsia"/>
-          <w:bCs/>
-          <w:color w:val="0F0F0F"/>
-          <w:sz w:val="32"/>
-          <w:szCs w:val="32"/>
-        </w:rPr>
-        <w:t>征</w:t>
-      </w:r>
-      <w:r>
-        <w:rPr>
-          <w:rFonts w:ascii="標楷體" w:eastAsia="標楷體" w:hAnsi="標楷體" w:cs="Arial" w:hint="eastAsia"/>
-          <w:bCs/>
-          <w:color w:val="0F0F0F"/>
-          <w:sz w:val="32"/>
-          <w:szCs w:val="32"/>
-        </w:rPr>
-        <w:t>。</w:t>
-      </w:r>
-    </w:p>
-    <w:p>
-      <w:pPr>
-        <w:spacing w:beforeLines="50" w:before="180" w:line="400" w:lineRule="exact"/>
-        <w:rPr>
-          <w:rFonts w:ascii="標楷體" w:eastAsia="標楷體" w:hAnsi="標楷體" w:cs="Arial"/>
-          <w:bCs/>
-          <w:color w:val="0F0F0F"/>
-          <w:sz w:val="32"/>
-          <w:szCs w:val="32"/>
-        </w:rPr>
-      </w:pPr>
-      <w:r>
-        <w:rPr>
-          <w:rFonts w:ascii="標楷體" w:eastAsia="標楷體" w:hAnsi="標楷體" w:cs="Arial" w:hint="eastAsia"/>
-          <w:bCs/>
-          <w:color w:val="0F0F0F"/>
-          <w:sz w:val="32"/>
-          <w:szCs w:val="32"/>
-        </w:rPr>
-        <w:t>浮雲遊子意，落日故人情。揮手</w:t>
-      </w:r>
-      <w:proofErr w:type="gramStart"/>
-      <w:r>
-        <w:rPr>
-          <w:rFonts w:ascii="標楷體" w:eastAsia="標楷體" w:hAnsi="標楷體" w:cs="Arial" w:hint="eastAsia"/>
-          <w:bCs/>
-          <w:color w:val="0F0F0F"/>
-          <w:sz w:val="32"/>
-          <w:szCs w:val="32"/>
-        </w:rPr>
-        <w:t>自茲去，蕭蕭班馬</w:t>
-      </w:r>
-      <w:proofErr w:type="gramEnd"/>
-      <w:r>
-        <w:rPr>
-          <w:rFonts w:ascii="標楷體" w:eastAsia="標楷體" w:hAnsi="標楷體" w:cs="Arial" w:hint="eastAsia"/>
-          <w:bCs/>
-          <w:color w:val="0F0F0F"/>
-          <w:sz w:val="32"/>
-          <w:szCs w:val="32"/>
-        </w:rPr>
-        <w:t>鳴。</w:t>
+        <w:t>浮雲遊子意，落日故人情。揮手自茲去，蕭蕭班馬鳴。</w:t>
       </w:r>
     </w:p>
     <w:p>
@@ -275,7 +187,7 @@
           <w:ilvl w:val="0"/>
           <w:numId w:val="10"/>
         </w:numPr>
-        <w:spacing w:line="440" w:lineRule="exact"/>
+        <w:spacing w:line="480" w:lineRule="exact"/>
         <w:ind w:leftChars="0" w:left="284" w:hanging="284"/>
         <w:rPr>
           <w:rFonts w:ascii="標楷體" w:eastAsia="標楷體" w:hAnsi="標楷體" w:cs="新細明體"/>
@@ -283,23 +195,13 @@
           <w:szCs w:val="28"/>
         </w:rPr>
       </w:pPr>
-      <w:proofErr w:type="gramStart"/>
       <w:r>
         <w:rPr>
           <w:rFonts w:ascii="標楷體" w:eastAsia="標楷體" w:hAnsi="標楷體" w:cs="標楷體" w:hint="eastAsia"/>
           <w:sz w:val="28"/>
           <w:szCs w:val="28"/>
         </w:rPr>
-        <w:t>郭</w:t>
-      </w:r>
-      <w:proofErr w:type="gramEnd"/>
-      <w:r>
-        <w:rPr>
-          <w:rFonts w:ascii="標楷體" w:eastAsia="標楷體" w:hAnsi="標楷體" w:cs="標楷體" w:hint="eastAsia"/>
-          <w:sz w:val="28"/>
-          <w:szCs w:val="28"/>
-        </w:rPr>
-        <w:t>：古代在城外修築的一種外牆。</w:t>
+        <w:t>郭：古代在城外修築的一種外牆。</w:t>
       </w:r>
     </w:p>
     <w:p>
@@ -309,7 +211,7 @@
           <w:ilvl w:val="0"/>
           <w:numId w:val="10"/>
         </w:numPr>
-        <w:spacing w:line="440" w:lineRule="exact"/>
+        <w:spacing w:line="480" w:lineRule="exact"/>
         <w:ind w:leftChars="0" w:left="284" w:hanging="284"/>
         <w:rPr>
           <w:rFonts w:ascii="標楷體" w:eastAsia="標楷體" w:hAnsi="標楷體" w:cs="新細明體"/>
@@ -341,7 +243,7 @@
           <w:ilvl w:val="0"/>
           <w:numId w:val="10"/>
         </w:numPr>
-        <w:spacing w:line="440" w:lineRule="exact"/>
+        <w:spacing w:line="480" w:lineRule="exact"/>
         <w:ind w:leftChars="0" w:left="284" w:hanging="284"/>
         <w:rPr>
           <w:rFonts w:ascii="標楷體" w:eastAsia="標楷體" w:hAnsi="標楷體" w:cs="新細明體"/>
@@ -349,23 +251,13 @@
           <w:szCs w:val="28"/>
         </w:rPr>
       </w:pPr>
-      <w:proofErr w:type="gramStart"/>
       <w:r>
         <w:rPr>
           <w:rFonts w:ascii="標楷體" w:eastAsia="標楷體" w:hAnsi="標楷體" w:cs="標楷體" w:hint="eastAsia"/>
           <w:sz w:val="28"/>
           <w:szCs w:val="28"/>
         </w:rPr>
-        <w:t>一</w:t>
-      </w:r>
-      <w:proofErr w:type="gramEnd"/>
-      <w:r>
-        <w:rPr>
-          <w:rFonts w:ascii="標楷體" w:eastAsia="標楷體" w:hAnsi="標楷體" w:cs="標楷體" w:hint="eastAsia"/>
-          <w:sz w:val="28"/>
-          <w:szCs w:val="28"/>
-        </w:rPr>
-        <w:t>：助詞，加強語氣。爲別：分別。</w:t>
+        <w:t>一：助詞，加強語氣。爲別：分別。</w:t>
       </w:r>
     </w:p>
     <w:p>
@@ -375,7 +267,7 @@
           <w:ilvl w:val="0"/>
           <w:numId w:val="10"/>
         </w:numPr>
-        <w:spacing w:line="440" w:lineRule="exact"/>
+        <w:spacing w:line="480" w:lineRule="exact"/>
         <w:ind w:leftChars="0" w:left="284" w:hanging="284"/>
         <w:rPr>
           <w:rFonts w:ascii="標楷體" w:eastAsia="標楷體" w:hAnsi="標楷體" w:cs="標楷體"/>
@@ -399,7 +291,6 @@
         </w:rPr>
         <w:t>蓬，蓬蒿（</w:t>
       </w:r>
-      <w:proofErr w:type="gramStart"/>
       <w:r>
         <w:rPr>
           <w:rFonts w:ascii="標楷體" w:eastAsia="標楷體" w:hAnsi="標楷體" w:hint="eastAsia"/>
@@ -409,7 +300,6 @@
         </w:rPr>
         <w:t>ㄏㄠ</w:t>
       </w:r>
-      <w:proofErr w:type="gramEnd"/>
       <w:r>
         <w:rPr>
           <w:rFonts w:ascii="標楷體" w:eastAsia="標楷體" w:hAnsi="標楷體" w:hint="eastAsia"/>
@@ -432,25 +322,23 @@
           <w:sz w:val="28"/>
           <w:szCs w:val="28"/>
         </w:rPr>
-        <w:t>蓬</w:t>
-      </w:r>
-      <w:proofErr w:type="gramStart"/>
+        <w:t>蓬草枯後根斷，又名</w:t>
+      </w:r>
       <w:r>
         <w:rPr>
           <w:rFonts w:ascii="標楷體" w:eastAsia="標楷體" w:hAnsi="標楷體" w:cs="標楷體" w:hint="eastAsia"/>
           <w:sz w:val="28"/>
           <w:szCs w:val="28"/>
         </w:rPr>
-        <w:t>草枯後根斷</w:t>
-      </w:r>
-      <w:proofErr w:type="gramEnd"/>
+        <w:t>「</w:t>
+      </w:r>
       <w:r>
         <w:rPr>
           <w:rFonts w:ascii="標楷體" w:eastAsia="標楷體" w:hAnsi="標楷體" w:cs="標楷體" w:hint="eastAsia"/>
           <w:sz w:val="28"/>
           <w:szCs w:val="28"/>
         </w:rPr>
-        <w:t>，又名</w:t>
+        <w:t>飛蓬</w:t>
       </w:r>
       <w:r>
         <w:rPr>
@@ -458,59 +346,31 @@
           <w:sz w:val="28"/>
           <w:szCs w:val="28"/>
         </w:rPr>
-        <w:t>「</w:t>
-      </w:r>
-      <w:proofErr w:type="gramStart"/>
+        <w:t>」</w:t>
+      </w:r>
       <w:r>
         <w:rPr>
           <w:rFonts w:ascii="標楷體" w:eastAsia="標楷體" w:hAnsi="標楷體" w:cs="標楷體" w:hint="eastAsia"/>
           <w:sz w:val="28"/>
           <w:szCs w:val="28"/>
         </w:rPr>
-        <w:t>飛蓬</w:t>
-      </w:r>
-      <w:proofErr w:type="gramEnd"/>
+        <w:t>，常隨風飛旋</w:t>
+      </w:r>
       <w:r>
         <w:rPr>
           <w:rFonts w:ascii="標楷體" w:eastAsia="標楷體" w:hAnsi="標楷體" w:cs="標楷體" w:hint="eastAsia"/>
           <w:sz w:val="28"/>
           <w:szCs w:val="28"/>
         </w:rPr>
-        <w:t>」</w:t>
-      </w:r>
-      <w:r>
-        <w:rPr>
-          <w:rFonts w:ascii="標楷體" w:eastAsia="標楷體" w:hAnsi="標楷體" w:cs="標楷體" w:hint="eastAsia"/>
-          <w:sz w:val="28"/>
-          <w:szCs w:val="28"/>
-        </w:rPr>
-        <w:t>，常隨風飛旋</w:t>
-      </w:r>
-      <w:r>
-        <w:rPr>
-          <w:rFonts w:ascii="標楷體" w:eastAsia="標楷體" w:hAnsi="標楷體" w:cs="標楷體" w:hint="eastAsia"/>
-          <w:sz w:val="28"/>
-          <w:szCs w:val="28"/>
-        </w:rPr>
         <w:t>。</w:t>
       </w:r>
-      <w:proofErr w:type="gramStart"/>
-      <w:r>
-        <w:rPr>
-          <w:rFonts w:ascii="標楷體" w:eastAsia="標楷體" w:hAnsi="標楷體" w:hint="eastAsia"/>
-          <w:sz w:val="28"/>
-          <w:szCs w:val="28"/>
-        </w:rPr>
-        <w:t>孤蓬常用</w:t>
-      </w:r>
-      <w:proofErr w:type="gramEnd"/>
-      <w:r>
-        <w:rPr>
-          <w:rFonts w:ascii="標楷體" w:eastAsia="標楷體" w:hAnsi="標楷體" w:hint="eastAsia"/>
-          <w:sz w:val="28"/>
-          <w:szCs w:val="28"/>
-        </w:rPr>
-        <w:t>來比喻離散而獨自一人。</w:t>
+      <w:r>
+        <w:rPr>
+          <w:rFonts w:ascii="標楷體" w:eastAsia="標楷體" w:hAnsi="標楷體" w:hint="eastAsia"/>
+          <w:sz w:val="28"/>
+          <w:szCs w:val="28"/>
+        </w:rPr>
+        <w:t>孤蓬常用來比喻離散而獨自一人。</w:t>
       </w:r>
     </w:p>
     <w:p>
@@ -520,7 +380,7 @@
           <w:ilvl w:val="0"/>
           <w:numId w:val="10"/>
         </w:numPr>
-        <w:spacing w:line="440" w:lineRule="exact"/>
+        <w:spacing w:line="480" w:lineRule="exact"/>
         <w:ind w:leftChars="0" w:left="284" w:hanging="284"/>
         <w:rPr>
           <w:rFonts w:ascii="標楷體" w:eastAsia="標楷體" w:hAnsi="標楷體" w:cs="新細明體"/>
@@ -562,7 +422,7 @@
           <w:ilvl w:val="0"/>
           <w:numId w:val="10"/>
         </w:numPr>
-        <w:spacing w:line="440" w:lineRule="exact"/>
+        <w:spacing w:line="480" w:lineRule="exact"/>
         <w:ind w:leftChars="0" w:left="284" w:hanging="284"/>
         <w:rPr>
           <w:rFonts w:ascii="標楷體" w:eastAsia="標楷體" w:hAnsi="標楷體" w:cs="標楷體"/>
@@ -576,25 +436,7 @@
           <w:sz w:val="28"/>
           <w:szCs w:val="28"/>
         </w:rPr>
-        <w:t>浮雲：飄動的雲，這</w:t>
-      </w:r>
-      <w:proofErr w:type="gramStart"/>
-      <w:r>
-        <w:rPr>
-          <w:rFonts w:ascii="標楷體" w:eastAsia="標楷體" w:hAnsi="標楷體" w:cs="標楷體" w:hint="eastAsia"/>
-          <w:sz w:val="28"/>
-          <w:szCs w:val="28"/>
-        </w:rPr>
-        <w:t>裏</w:t>
-      </w:r>
-      <w:proofErr w:type="gramEnd"/>
-      <w:r>
-        <w:rPr>
-          <w:rFonts w:ascii="標楷體" w:eastAsia="標楷體" w:hAnsi="標楷體" w:cs="標楷體" w:hint="eastAsia"/>
-          <w:sz w:val="28"/>
-          <w:szCs w:val="28"/>
-        </w:rPr>
-        <w:t>就像友人的行蹤，從此山南水北，任意東西。（把落日比作自己，抒發作者對</w:t>
+        <w:t>浮雲：飄動的雲，這裏就像友人的行蹤，從此山南水北，任意東西。（把落日比作自己，抒發作者對</w:t>
       </w:r>
       <w:r>
         <w:rPr>
@@ -612,7 +454,7 @@
           <w:ilvl w:val="0"/>
           <w:numId w:val="10"/>
         </w:numPr>
-        <w:spacing w:line="440" w:lineRule="exact"/>
+        <w:spacing w:line="480" w:lineRule="exact"/>
         <w:ind w:leftChars="0" w:left="284" w:hanging="284"/>
         <w:rPr>
           <w:rFonts w:ascii="標楷體" w:eastAsia="標楷體" w:hAnsi="標楷體" w:cs="新細明體"/>
@@ -636,7 +478,7 @@
           <w:ilvl w:val="0"/>
           <w:numId w:val="10"/>
         </w:numPr>
-        <w:spacing w:line="440" w:lineRule="exact"/>
+        <w:spacing w:line="480" w:lineRule="exact"/>
         <w:ind w:leftChars="0" w:left="284" w:hanging="284"/>
         <w:rPr>
           <w:rFonts w:ascii="標楷體" w:eastAsia="標楷體" w:hAnsi="標楷體" w:cs="新細明體"/>
@@ -668,7 +510,7 @@
           <w:ilvl w:val="0"/>
           <w:numId w:val="10"/>
         </w:numPr>
-        <w:spacing w:line="440" w:lineRule="exact"/>
+        <w:spacing w:line="480" w:lineRule="exact"/>
         <w:ind w:leftChars="0" w:left="284" w:hanging="284"/>
         <w:rPr>
           <w:rFonts w:ascii="標楷體" w:eastAsia="標楷體" w:hAnsi="標楷體" w:cs="新細明體"/>
@@ -692,7 +534,7 @@
           <w:ilvl w:val="0"/>
           <w:numId w:val="10"/>
         </w:numPr>
-        <w:spacing w:line="440" w:lineRule="exact"/>
+        <w:spacing w:line="480" w:lineRule="exact"/>
         <w:ind w:leftChars="0" w:left="284" w:hanging="426"/>
         <w:rPr>
           <w:rFonts w:ascii="標楷體" w:eastAsia="標楷體" w:hAnsi="標楷體" w:cs="新細明體"/>
@@ -700,7 +542,6 @@
           <w:szCs w:val="28"/>
         </w:rPr>
       </w:pPr>
-      <w:proofErr w:type="gramStart"/>
       <w:r>
         <w:rPr>
           <w:rFonts w:ascii="標楷體" w:eastAsia="標楷體" w:hAnsi="標楷體" w:cs="標楷體" w:hint="eastAsia"/>
@@ -716,16 +557,15 @@
           <w:sz w:val="28"/>
           <w:szCs w:val="28"/>
         </w:rPr>
-        <w:t>馬</w:t>
-      </w:r>
-      <w:proofErr w:type="gramEnd"/>
+        <w:t>馬：離羣的馬</w:t>
+      </w:r>
       <w:r>
         <w:rPr>
           <w:rFonts w:ascii="標楷體" w:eastAsia="標楷體" w:hAnsi="標楷體" w:cs="標楷體" w:hint="eastAsia"/>
           <w:sz w:val="28"/>
           <w:szCs w:val="28"/>
         </w:rPr>
-        <w:t>：離羣的馬</w:t>
+        <w:t>（脫離同伴的馬）</w:t>
       </w:r>
       <w:r>
         <w:rPr>
@@ -733,33 +573,7 @@
           <w:sz w:val="28"/>
           <w:szCs w:val="28"/>
         </w:rPr>
-        <w:t>（脫離同伴的馬）</w:t>
-      </w:r>
-      <w:r>
-        <w:rPr>
-          <w:rFonts w:ascii="標楷體" w:eastAsia="標楷體" w:hAnsi="標楷體" w:cs="標楷體" w:hint="eastAsia"/>
-          <w:sz w:val="28"/>
-          <w:szCs w:val="28"/>
-        </w:rPr>
-        <w:t>。這</w:t>
-      </w:r>
-      <w:proofErr w:type="gramStart"/>
-      <w:r>
-        <w:rPr>
-          <w:rFonts w:ascii="標楷體" w:eastAsia="標楷體" w:hAnsi="標楷體" w:cs="標楷體" w:hint="eastAsia"/>
-          <w:sz w:val="28"/>
-          <w:szCs w:val="28"/>
-        </w:rPr>
-        <w:t>裏指載</w:t>
-      </w:r>
-      <w:proofErr w:type="gramEnd"/>
-      <w:r>
-        <w:rPr>
-          <w:rFonts w:ascii="標楷體" w:eastAsia="標楷體" w:hAnsi="標楷體" w:cs="標楷體" w:hint="eastAsia"/>
-          <w:sz w:val="28"/>
-          <w:szCs w:val="28"/>
-        </w:rPr>
-        <w:t>人遠離的馬。</w:t>
+        <w:t>。這裏指載人遠離的馬。</w:t>
       </w:r>
     </w:p>
     <w:p>
@@ -783,43 +597,7 @@
     </w:p>
     <w:p>
       <w:pPr>
-        <w:spacing w:line="440" w:lineRule="exact"/>
-        <w:rPr>
-          <w:rFonts w:ascii="標楷體" w:eastAsia="標楷體" w:hAnsi="標楷體" w:hint="eastAsia"/>
-          <w:sz w:val="28"/>
-          <w:szCs w:val="28"/>
-        </w:rPr>
-      </w:pPr>
-      <w:r>
-        <w:rPr>
-          <w:rFonts w:ascii="標楷體" w:eastAsia="標楷體" w:hAnsi="標楷體" w:hint="eastAsia"/>
-          <w:sz w:val="28"/>
-          <w:szCs w:val="28"/>
-        </w:rPr>
-        <w:t>城北外橫亙著連綿的青山，清澈的河水</w:t>
-      </w:r>
-      <w:proofErr w:type="gramStart"/>
-      <w:r>
-        <w:rPr>
-          <w:rFonts w:ascii="標楷體" w:eastAsia="標楷體" w:hAnsi="標楷體" w:hint="eastAsia"/>
-          <w:sz w:val="28"/>
-          <w:szCs w:val="28"/>
-        </w:rPr>
-        <w:t>環繞著城東</w:t>
-      </w:r>
-      <w:proofErr w:type="gramEnd"/>
-      <w:r>
-        <w:rPr>
-          <w:rFonts w:ascii="標楷體" w:eastAsia="標楷體" w:hAnsi="標楷體" w:hint="eastAsia"/>
-          <w:sz w:val="28"/>
-          <w:szCs w:val="28"/>
-        </w:rPr>
-        <w:t>流過。就在這個地方，我們即將分別，你像一株隨風飄蕩的蓬草，即將遠行萬里。</w:t>
-      </w:r>
-    </w:p>
-    <w:p>
-      <w:pPr>
-        <w:spacing w:line="440" w:lineRule="exact"/>
+        <w:spacing w:line="480" w:lineRule="exact"/>
         <w:rPr>
           <w:rFonts w:ascii="標楷體" w:eastAsia="標楷體" w:hAnsi="標楷體"/>
           <w:sz w:val="28"/>
@@ -832,61 +610,25 @@
           <w:sz w:val="28"/>
           <w:szCs w:val="28"/>
         </w:rPr>
-        <w:t>你漂泊不定的心情，如同天空中飄浮的白雲；而我對你的深厚情誼，則像西</w:t>
-      </w:r>
-      <w:proofErr w:type="gramStart"/>
-      <w:r>
-        <w:rPr>
-          <w:rFonts w:ascii="標楷體" w:eastAsia="標楷體" w:hAnsi="標楷體" w:hint="eastAsia"/>
-          <w:sz w:val="28"/>
-          <w:szCs w:val="28"/>
-        </w:rPr>
-        <w:t>沉</w:t>
-      </w:r>
-      <w:proofErr w:type="gramEnd"/>
-      <w:r>
-        <w:rPr>
-          <w:rFonts w:ascii="標楷體" w:eastAsia="標楷體" w:hAnsi="標楷體" w:hint="eastAsia"/>
-          <w:sz w:val="28"/>
-          <w:szCs w:val="28"/>
-        </w:rPr>
-        <w:t>的落日般沉重而不</w:t>
-      </w:r>
-      <w:proofErr w:type="gramStart"/>
-      <w:r>
-        <w:rPr>
-          <w:rFonts w:ascii="標楷體" w:eastAsia="標楷體" w:hAnsi="標楷體" w:hint="eastAsia"/>
-          <w:sz w:val="28"/>
-          <w:szCs w:val="28"/>
-        </w:rPr>
-        <w:t>捨</w:t>
-      </w:r>
-      <w:proofErr w:type="gramEnd"/>
-      <w:r>
-        <w:rPr>
-          <w:rFonts w:ascii="標楷體" w:eastAsia="標楷體" w:hAnsi="標楷體" w:hint="eastAsia"/>
-          <w:sz w:val="28"/>
-          <w:szCs w:val="28"/>
-        </w:rPr>
-        <w:t>。就在這裡揮手道別，離去的馬兒發出蕭蕭</w:t>
-      </w:r>
-      <w:proofErr w:type="gramStart"/>
-      <w:r>
-        <w:rPr>
-          <w:rFonts w:ascii="標楷體" w:eastAsia="標楷體" w:hAnsi="標楷體" w:hint="eastAsia"/>
-          <w:sz w:val="28"/>
-          <w:szCs w:val="28"/>
-        </w:rPr>
-        <w:t>的嘶鳴聲</w:t>
-      </w:r>
-      <w:proofErr w:type="gramEnd"/>
-      <w:r>
-        <w:rPr>
-          <w:rFonts w:ascii="標楷體" w:eastAsia="標楷體" w:hAnsi="標楷體" w:hint="eastAsia"/>
-          <w:sz w:val="28"/>
-          <w:szCs w:val="28"/>
-        </w:rPr>
-        <w:t>，更添離愁。</w:t>
+        <w:t>城北外橫亙著連綿的青山，清澈的河水環繞著城東流過。就在這個地方，我們即將分別，你像一株隨風飄蕩的蓬草，即將遠行萬里。</w:t>
+      </w:r>
+    </w:p>
+    <w:p>
+      <w:pPr>
+        <w:spacing w:line="480" w:lineRule="exact"/>
+        <w:rPr>
+          <w:rFonts w:ascii="標楷體" w:eastAsia="標楷體" w:hAnsi="標楷體"/>
+          <w:sz w:val="28"/>
+          <w:szCs w:val="28"/>
+        </w:rPr>
+      </w:pPr>
+      <w:r>
+        <w:rPr>
+          <w:rFonts w:ascii="標楷體" w:eastAsia="標楷體" w:hAnsi="標楷體" w:hint="eastAsia"/>
+          <w:sz w:val="28"/>
+          <w:szCs w:val="28"/>
+        </w:rPr>
+        <w:t>你漂泊不定的心情，如同天空中飄浮的白雲；而我對你的深厚情誼，則像西沉的落日般沉重而不捨。就在這裡揮手道別，離去的馬兒發出蕭蕭的嘶鳴聲，更添離愁。</w:t>
       </w:r>
     </w:p>
     <w:p>
@@ -911,10 +653,10 @@
     </w:p>
     <w:p>
       <w:pPr>
-        <w:spacing w:line="440" w:lineRule="exact"/>
+        <w:spacing w:line="480" w:lineRule="exact"/>
         <w:jc w:val="both"/>
         <w:rPr>
-          <w:rFonts w:ascii="標楷體" w:eastAsia="標楷體" w:hAnsi="標楷體" w:hint="eastAsia"/>
+          <w:rFonts w:ascii="標楷體" w:eastAsia="標楷體" w:hAnsi="標楷體"/>
           <w:sz w:val="28"/>
           <w:szCs w:val="28"/>
         </w:rPr>
@@ -984,25 +726,7 @@
           <w:sz w:val="28"/>
           <w:szCs w:val="28"/>
         </w:rPr>
-        <w:t>的送別詩。</w:t>
-      </w:r>
-      <w:proofErr w:type="gramStart"/>
-      <w:r>
-        <w:rPr>
-          <w:rFonts w:ascii="標楷體" w:eastAsia="標楷體" w:hAnsi="標楷體" w:hint="eastAsia"/>
-          <w:sz w:val="28"/>
-          <w:szCs w:val="28"/>
-        </w:rPr>
-        <w:t>全詩以</w:t>
-      </w:r>
-      <w:proofErr w:type="gramEnd"/>
-      <w:r>
-        <w:rPr>
-          <w:rFonts w:ascii="標楷體" w:eastAsia="標楷體" w:hAnsi="標楷體" w:hint="eastAsia"/>
-          <w:sz w:val="28"/>
-          <w:szCs w:val="28"/>
-        </w:rPr>
-        <w:t>自然景物為</w:t>
+        <w:t>的送別詩。全詩以自然景物為</w:t>
       </w:r>
       <w:r>
         <w:rPr>
@@ -1052,13 +776,20 @@
     </w:p>
     <w:p>
       <w:pPr>
-        <w:spacing w:line="440" w:lineRule="exact"/>
+        <w:spacing w:line="480" w:lineRule="exact"/>
         <w:jc w:val="both"/>
         <w:rPr>
-          <w:rFonts w:ascii="標楷體" w:eastAsia="標楷體" w:hAnsi="標楷體" w:hint="eastAsia"/>
-          <w:sz w:val="28"/>
-          <w:szCs w:val="28"/>
-        </w:rPr>
+          <w:rFonts w:ascii="標楷體" w:eastAsia="標楷體" w:hAnsi="標楷體"/>
+          <w:sz w:val="28"/>
+          <w:szCs w:val="28"/>
+        </w:rPr>
+        <w:sectPr>
+          <w:footerReference w:type="default" r:id="rId7"/>
+          <w:pgSz w:w="11906" w:h="16838"/>
+          <w:pgMar w:top="851" w:right="1134" w:bottom="567" w:left="1134" w:header="567" w:footer="283" w:gutter="0"/>
+          <w:cols w:space="425"/>
+          <w:docGrid w:type="lines" w:linePitch="360"/>
+        </w:sectPr>
       </w:pPr>
       <w:r>
         <w:rPr>
@@ -1068,59 +799,13 @@
         </w:rPr>
         <w:t xml:space="preserve">　　</w:t>
       </w:r>
-      <w:proofErr w:type="gramStart"/>
-      <w:r>
-        <w:rPr>
-          <w:rFonts w:ascii="標楷體" w:eastAsia="標楷體" w:hAnsi="標楷體" w:hint="eastAsia"/>
-          <w:sz w:val="28"/>
-          <w:szCs w:val="28"/>
-        </w:rPr>
-        <w:t>首聯</w:t>
-      </w:r>
-      <w:proofErr w:type="gramEnd"/>
-      <w:r>
-        <w:rPr>
-          <w:rFonts w:ascii="標楷體" w:eastAsia="標楷體" w:hAnsi="標楷體" w:hint="eastAsia"/>
-          <w:sz w:val="28"/>
-          <w:szCs w:val="28"/>
-        </w:rPr>
-        <w:t>「青山橫北</w:t>
-      </w:r>
-      <w:proofErr w:type="gramStart"/>
-      <w:r>
-        <w:rPr>
-          <w:rFonts w:ascii="標楷體" w:eastAsia="標楷體" w:hAnsi="標楷體" w:hint="eastAsia"/>
-          <w:sz w:val="28"/>
-          <w:szCs w:val="28"/>
-        </w:rPr>
-        <w:t>郭</w:t>
-      </w:r>
-      <w:proofErr w:type="gramEnd"/>
-      <w:r>
-        <w:rPr>
-          <w:rFonts w:ascii="標楷體" w:eastAsia="標楷體" w:hAnsi="標楷體" w:hint="eastAsia"/>
-          <w:sz w:val="28"/>
-          <w:szCs w:val="28"/>
-        </w:rPr>
-        <w:t>，</w:t>
-      </w:r>
-      <w:proofErr w:type="gramStart"/>
-      <w:r>
-        <w:rPr>
-          <w:rFonts w:ascii="標楷體" w:eastAsia="標楷體" w:hAnsi="標楷體" w:hint="eastAsia"/>
-          <w:sz w:val="28"/>
-          <w:szCs w:val="28"/>
-        </w:rPr>
-        <w:t>白水繞東城</w:t>
-      </w:r>
-      <w:proofErr w:type="gramEnd"/>
-      <w:r>
-        <w:rPr>
-          <w:rFonts w:ascii="標楷體" w:eastAsia="標楷體" w:hAnsi="標楷體" w:hint="eastAsia"/>
-          <w:sz w:val="28"/>
-          <w:szCs w:val="28"/>
-        </w:rPr>
-        <w:t>」以開闊的視角描寫送別地點的自然景色。青山綿延、白水環城，畫面清新明朗，不僅點出送別的空間背景，也營造出寧靜而略帶</w:t>
+      <w:r>
+        <w:rPr>
+          <w:rFonts w:ascii="標楷體" w:eastAsia="標楷體" w:hAnsi="標楷體" w:hint="eastAsia"/>
+          <w:sz w:val="28"/>
+          <w:szCs w:val="28"/>
+        </w:rPr>
+        <w:t>首聯「青山橫北郭，白水繞東城」以開闊的視角描寫送別地點的自然景色。青山綿延、白水環城，畫面清新明朗，不僅點出送別的空間背景，也營造出寧靜而略帶</w:t>
       </w:r>
       <w:r>
         <w:rPr>
@@ -1138,48 +823,12 @@
           <w:sz w:val="28"/>
           <w:szCs w:val="28"/>
         </w:rPr>
-        <w:t>的氛圍。這樣的景色看似平靜，卻暗暗襯托出即將離別的不</w:t>
-      </w:r>
-      <w:proofErr w:type="gramStart"/>
-      <w:r>
-        <w:rPr>
-          <w:rFonts w:ascii="標楷體" w:eastAsia="標楷體" w:hAnsi="標楷體" w:hint="eastAsia"/>
-          <w:sz w:val="28"/>
-          <w:szCs w:val="28"/>
-        </w:rPr>
-        <w:t>捨</w:t>
-      </w:r>
-      <w:proofErr w:type="gramEnd"/>
-      <w:r>
-        <w:rPr>
-          <w:rFonts w:ascii="標楷體" w:eastAsia="標楷體" w:hAnsi="標楷體" w:hint="eastAsia"/>
-          <w:sz w:val="28"/>
-          <w:szCs w:val="28"/>
-        </w:rPr>
-        <w:t>，使情感含蓄而</w:t>
-      </w:r>
-      <w:proofErr w:type="gramStart"/>
-      <w:r>
-        <w:rPr>
-          <w:rFonts w:ascii="標楷體" w:eastAsia="標楷體" w:hAnsi="標楷體" w:hint="eastAsia"/>
-          <w:sz w:val="28"/>
-          <w:szCs w:val="28"/>
-        </w:rPr>
-        <w:t>不直白</w:t>
-      </w:r>
-      <w:proofErr w:type="gramEnd"/>
-      <w:r>
-        <w:rPr>
-          <w:rFonts w:ascii="標楷體" w:eastAsia="標楷體" w:hAnsi="標楷體" w:hint="eastAsia"/>
-          <w:sz w:val="28"/>
-          <w:szCs w:val="28"/>
-        </w:rPr>
-        <w:t>。</w:t>
-      </w:r>
-    </w:p>
-    <w:p>
-      <w:pPr>
-        <w:spacing w:line="440" w:lineRule="exact"/>
+        <w:t>的氛圍。這樣的景色看似平靜，卻暗暗襯托出即將離別的不捨，使情感含蓄而不直白。</w:t>
+      </w:r>
+    </w:p>
+    <w:p>
+      <w:pPr>
+        <w:spacing w:line="480" w:lineRule="exact"/>
         <w:jc w:val="both"/>
         <w:rPr>
           <w:rFonts w:ascii="標楷體" w:eastAsia="標楷體" w:hAnsi="標楷體"/>
@@ -1193,114 +842,24 @@
           <w:sz w:val="28"/>
           <w:szCs w:val="28"/>
         </w:rPr>
+        <w:lastRenderedPageBreak/>
         <w:t xml:space="preserve">　　</w:t>
       </w:r>
-      <w:proofErr w:type="gramStart"/>
-      <w:r>
-        <w:rPr>
-          <w:rFonts w:ascii="標楷體" w:eastAsia="標楷體" w:hAnsi="標楷體" w:hint="eastAsia"/>
-          <w:sz w:val="28"/>
-          <w:szCs w:val="28"/>
-        </w:rPr>
-        <w:t>頷聯</w:t>
-      </w:r>
-      <w:proofErr w:type="gramEnd"/>
-      <w:r>
-        <w:rPr>
-          <w:rFonts w:ascii="標楷體" w:eastAsia="標楷體" w:hAnsi="標楷體" w:hint="eastAsia"/>
-          <w:sz w:val="28"/>
-          <w:szCs w:val="28"/>
-        </w:rPr>
-        <w:t>「此地</w:t>
-      </w:r>
-      <w:proofErr w:type="gramStart"/>
-      <w:r>
-        <w:rPr>
-          <w:rFonts w:ascii="標楷體" w:eastAsia="標楷體" w:hAnsi="標楷體" w:hint="eastAsia"/>
-          <w:sz w:val="28"/>
-          <w:szCs w:val="28"/>
-        </w:rPr>
-        <w:t>一</w:t>
-      </w:r>
-      <w:proofErr w:type="gramEnd"/>
-      <w:r>
-        <w:rPr>
-          <w:rFonts w:ascii="標楷體" w:eastAsia="標楷體" w:hAnsi="標楷體" w:hint="eastAsia"/>
-          <w:sz w:val="28"/>
-          <w:szCs w:val="28"/>
-        </w:rPr>
-        <w:t>爲別，孤蓬萬里征」直接點明離別主題。「</w:t>
-      </w:r>
-      <w:proofErr w:type="gramStart"/>
-      <w:r>
-        <w:rPr>
-          <w:rFonts w:ascii="標楷體" w:eastAsia="標楷體" w:hAnsi="標楷體" w:hint="eastAsia"/>
-          <w:sz w:val="28"/>
-          <w:szCs w:val="28"/>
-        </w:rPr>
-        <w:t>孤蓬</w:t>
-      </w:r>
-      <w:proofErr w:type="gramEnd"/>
-      <w:r>
-        <w:rPr>
-          <w:rFonts w:ascii="標楷體" w:eastAsia="標楷體" w:hAnsi="標楷體" w:hint="eastAsia"/>
-          <w:sz w:val="28"/>
-          <w:szCs w:val="28"/>
-        </w:rPr>
-        <w:t>」比喻友人如</w:t>
-      </w:r>
-      <w:proofErr w:type="gramStart"/>
-      <w:r>
-        <w:rPr>
-          <w:rFonts w:ascii="標楷體" w:eastAsia="標楷體" w:hAnsi="標楷體" w:hint="eastAsia"/>
-          <w:sz w:val="28"/>
-          <w:szCs w:val="28"/>
-        </w:rPr>
-        <w:t>風中蓬草</w:t>
-      </w:r>
-      <w:proofErr w:type="gramEnd"/>
-      <w:r>
-        <w:rPr>
-          <w:rFonts w:ascii="標楷體" w:eastAsia="標楷體" w:hAnsi="標楷體" w:hint="eastAsia"/>
-          <w:sz w:val="28"/>
-          <w:szCs w:val="28"/>
-        </w:rPr>
-        <w:t>，隨風漂泊、前途未定，既寫出行旅的艱辛，也流露出詩人對友人未來命運的關懷。「萬里征」則強化旅途遙遠，離別後難再相見，使感情由</w:t>
-      </w:r>
-      <w:proofErr w:type="gramStart"/>
-      <w:r>
-        <w:rPr>
-          <w:rFonts w:ascii="標楷體" w:eastAsia="標楷體" w:hAnsi="標楷體" w:hint="eastAsia"/>
-          <w:sz w:val="28"/>
-          <w:szCs w:val="28"/>
-        </w:rPr>
-        <w:t>景入情</w:t>
-      </w:r>
-      <w:proofErr w:type="gramEnd"/>
-      <w:r>
-        <w:rPr>
-          <w:rFonts w:ascii="標楷體" w:eastAsia="標楷體" w:hAnsi="標楷體" w:hint="eastAsia"/>
-          <w:sz w:val="28"/>
-          <w:szCs w:val="28"/>
-        </w:rPr>
-        <w:t>，</w:t>
-      </w:r>
-      <w:r>
-        <w:rPr>
-          <w:rFonts w:ascii="標楷體" w:eastAsia="標楷體" w:hAnsi="標楷體" w:hint="eastAsia"/>
-          <w:sz w:val="28"/>
-          <w:szCs w:val="28"/>
-        </w:rPr>
-        <w:lastRenderedPageBreak/>
-        <w:t>逐漸加深。</w:t>
-      </w:r>
-    </w:p>
-    <w:p>
-      <w:pPr>
-        <w:spacing w:line="440" w:lineRule="exact"/>
+      <w:r>
+        <w:rPr>
+          <w:rFonts w:ascii="標楷體" w:eastAsia="標楷體" w:hAnsi="標楷體" w:hint="eastAsia"/>
+          <w:sz w:val="28"/>
+          <w:szCs w:val="28"/>
+        </w:rPr>
+        <w:t>頷聯「此地一爲別，孤蓬萬里征」直接點明離別主題。「孤蓬」比喻友人如風中蓬草，隨風漂泊、前途未定，既寫出行旅的艱辛，也流露出詩人對友人未來命運的關懷。「萬里征」則強化旅途遙遠，離別後難再相見，使感情由景入情，逐漸加深。</w:t>
+      </w:r>
+    </w:p>
+    <w:p>
+      <w:pPr>
+        <w:spacing w:line="480" w:lineRule="exact"/>
         <w:jc w:val="both"/>
         <w:rPr>
-          <w:rFonts w:ascii="標楷體" w:eastAsia="標楷體" w:hAnsi="標楷體" w:hint="eastAsia"/>
+          <w:rFonts w:ascii="標楷體" w:eastAsia="標楷體" w:hAnsi="標楷體"/>
           <w:sz w:val="28"/>
           <w:szCs w:val="28"/>
         </w:rPr>
@@ -1313,41 +872,13 @@
         </w:rPr>
         <w:t xml:space="preserve">　　</w:t>
       </w:r>
-      <w:proofErr w:type="gramStart"/>
-      <w:r>
-        <w:rPr>
-          <w:rFonts w:ascii="標楷體" w:eastAsia="標楷體" w:hAnsi="標楷體" w:hint="eastAsia"/>
-          <w:sz w:val="28"/>
-          <w:szCs w:val="28"/>
-        </w:rPr>
-        <w:t>頸聯</w:t>
-      </w:r>
-      <w:proofErr w:type="gramEnd"/>
-      <w:r>
-        <w:rPr>
-          <w:rFonts w:ascii="標楷體" w:eastAsia="標楷體" w:hAnsi="標楷體" w:hint="eastAsia"/>
-          <w:sz w:val="28"/>
-          <w:szCs w:val="28"/>
-        </w:rPr>
-        <w:t>「浮雲遊子意，落日故人情」</w:t>
-      </w:r>
-      <w:proofErr w:type="gramStart"/>
-      <w:r>
-        <w:rPr>
-          <w:rFonts w:ascii="標楷體" w:eastAsia="標楷體" w:hAnsi="標楷體" w:hint="eastAsia"/>
-          <w:sz w:val="28"/>
-          <w:szCs w:val="28"/>
-        </w:rPr>
-        <w:t>是全詩的</w:t>
-      </w:r>
-      <w:proofErr w:type="gramEnd"/>
-      <w:r>
-        <w:rPr>
-          <w:rFonts w:ascii="標楷體" w:eastAsia="標楷體" w:hAnsi="標楷體" w:hint="eastAsia"/>
-          <w:sz w:val="28"/>
-          <w:szCs w:val="28"/>
-        </w:rPr>
-        <w:t>名句，運用比喻將抽象情感</w:t>
+      <w:r>
+        <w:rPr>
+          <w:rFonts w:ascii="標楷體" w:eastAsia="標楷體" w:hAnsi="標楷體" w:hint="eastAsia"/>
+          <w:sz w:val="28"/>
+          <w:szCs w:val="28"/>
+        </w:rPr>
+        <w:t>頸聯「浮雲遊子意，落日故人情」是全詩的名句，運用比喻將抽象情感</w:t>
       </w:r>
       <w:r>
         <w:rPr>
@@ -1357,9 +888,43 @@
           <w:sz w:val="28"/>
           <w:szCs w:val="28"/>
         </w:rPr>
-        <w:t>具</w:t>
-      </w:r>
-      <w:proofErr w:type="gramStart"/>
+        <w:t>具象化</w:t>
+      </w:r>
+      <w:r>
+        <w:rPr>
+          <w:rFonts w:ascii="標楷體" w:eastAsia="標楷體" w:hAnsi="標楷體" w:hint="eastAsia"/>
+          <w:sz w:val="28"/>
+          <w:szCs w:val="28"/>
+        </w:rPr>
+        <w:t>。「浮雲」象徵遊子飄忽不定的心境，顯示友人即將遠行的漂泊感；「落日」則象徵故人深沉而不捨的情誼，夕陽西下，光景漸暗，也暗示離別時刻逼近。此聯一動一靜、一輕一重，巧妙對比，情感含蓄而悠長。</w:t>
+      </w:r>
+    </w:p>
+    <w:p>
+      <w:pPr>
+        <w:spacing w:line="480" w:lineRule="exact"/>
+        <w:jc w:val="both"/>
+        <w:rPr>
+          <w:rFonts w:ascii="標楷體" w:eastAsia="標楷體" w:hAnsi="標楷體"/>
+          <w:sz w:val="28"/>
+          <w:szCs w:val="28"/>
+        </w:rPr>
+      </w:pPr>
+      <w:r>
+        <w:rPr>
+          <w:rFonts w:ascii="標楷體" w:eastAsia="標楷體" w:hAnsi="標楷體" w:hint="eastAsia"/>
+          <w:sz w:val="28"/>
+          <w:szCs w:val="28"/>
+        </w:rPr>
+        <w:t xml:space="preserve">　　</w:t>
+      </w:r>
+      <w:r>
+        <w:rPr>
+          <w:rFonts w:ascii="標楷體" w:eastAsia="標楷體" w:hAnsi="標楷體" w:hint="eastAsia"/>
+          <w:sz w:val="28"/>
+          <w:szCs w:val="28"/>
+        </w:rPr>
+        <w:t>末聯「揮手自茲去，蕭蕭班馬鳴」以動作與聲音作結。揮手道別的畫面簡單卻深刻，而馬鳴聲在寂靜中顯得格外</w:t>
+      </w:r>
       <w:r>
         <w:rPr>
           <w:rFonts w:ascii="標楷體" w:eastAsia="標楷體" w:hAnsi="標楷體" w:hint="eastAsia"/>
@@ -1368,9 +933,16 @@
           <w:sz w:val="28"/>
           <w:szCs w:val="28"/>
         </w:rPr>
-        <w:t>象</w:t>
-      </w:r>
-      <w:proofErr w:type="gramEnd"/>
+        <w:t>淒清</w:t>
+      </w:r>
+      <w:r>
+        <w:rPr>
+          <w:rFonts w:ascii="標楷體" w:eastAsia="標楷體" w:hAnsi="標楷體" w:hint="eastAsia"/>
+          <w:sz w:val="28"/>
+          <w:szCs w:val="28"/>
+        </w:rPr>
+        <w:t>，彷彿替人抒發難以言說的離愁。詩人未直接言悲，卻讓情感在餘音中</w:t>
+      </w:r>
       <w:r>
         <w:rPr>
           <w:rFonts w:ascii="標楷體" w:eastAsia="標楷體" w:hAnsi="標楷體" w:hint="eastAsia"/>
@@ -1379,113 +951,23 @@
           <w:sz w:val="28"/>
           <w:szCs w:val="28"/>
         </w:rPr>
-        <w:t>化</w:t>
-      </w:r>
-      <w:r>
-        <w:rPr>
-          <w:rFonts w:ascii="標楷體" w:eastAsia="標楷體" w:hAnsi="標楷體" w:hint="eastAsia"/>
-          <w:sz w:val="28"/>
-          <w:szCs w:val="28"/>
-        </w:rPr>
-        <w:t>。「浮雲」象徵遊子飄忽不定的心境，顯示友人即將遠行的漂泊感；「落日」則象徵故人深</w:t>
-      </w:r>
-      <w:proofErr w:type="gramStart"/>
-      <w:r>
-        <w:rPr>
-          <w:rFonts w:ascii="標楷體" w:eastAsia="標楷體" w:hAnsi="標楷體" w:hint="eastAsia"/>
-          <w:sz w:val="28"/>
-          <w:szCs w:val="28"/>
-        </w:rPr>
-        <w:t>沉</w:t>
-      </w:r>
-      <w:proofErr w:type="gramEnd"/>
-      <w:r>
-        <w:rPr>
-          <w:rFonts w:ascii="標楷體" w:eastAsia="標楷體" w:hAnsi="標楷體" w:hint="eastAsia"/>
-          <w:sz w:val="28"/>
-          <w:szCs w:val="28"/>
-        </w:rPr>
-        <w:t>而不</w:t>
-      </w:r>
-      <w:proofErr w:type="gramStart"/>
-      <w:r>
-        <w:rPr>
-          <w:rFonts w:ascii="標楷體" w:eastAsia="標楷體" w:hAnsi="標楷體" w:hint="eastAsia"/>
-          <w:sz w:val="28"/>
-          <w:szCs w:val="28"/>
-        </w:rPr>
-        <w:t>捨</w:t>
-      </w:r>
-      <w:proofErr w:type="gramEnd"/>
-      <w:r>
-        <w:rPr>
-          <w:rFonts w:ascii="標楷體" w:eastAsia="標楷體" w:hAnsi="標楷體" w:hint="eastAsia"/>
-          <w:sz w:val="28"/>
-          <w:szCs w:val="28"/>
-        </w:rPr>
-        <w:t>的情誼，夕陽西下，光景漸暗，也暗示離別時刻逼近。此聯</w:t>
-      </w:r>
-      <w:proofErr w:type="gramStart"/>
-      <w:r>
-        <w:rPr>
-          <w:rFonts w:ascii="標楷體" w:eastAsia="標楷體" w:hAnsi="標楷體" w:hint="eastAsia"/>
-          <w:sz w:val="28"/>
-          <w:szCs w:val="28"/>
-        </w:rPr>
-        <w:t>一</w:t>
-      </w:r>
-      <w:proofErr w:type="gramEnd"/>
-      <w:r>
-        <w:rPr>
-          <w:rFonts w:ascii="標楷體" w:eastAsia="標楷體" w:hAnsi="標楷體" w:hint="eastAsia"/>
-          <w:sz w:val="28"/>
-          <w:szCs w:val="28"/>
-        </w:rPr>
-        <w:t>動</w:t>
-      </w:r>
-      <w:proofErr w:type="gramStart"/>
-      <w:r>
-        <w:rPr>
-          <w:rFonts w:ascii="標楷體" w:eastAsia="標楷體" w:hAnsi="標楷體" w:hint="eastAsia"/>
-          <w:sz w:val="28"/>
-          <w:szCs w:val="28"/>
-        </w:rPr>
-        <w:t>一</w:t>
-      </w:r>
-      <w:proofErr w:type="gramEnd"/>
-      <w:r>
-        <w:rPr>
-          <w:rFonts w:ascii="標楷體" w:eastAsia="標楷體" w:hAnsi="標楷體" w:hint="eastAsia"/>
-          <w:sz w:val="28"/>
-          <w:szCs w:val="28"/>
-        </w:rPr>
-        <w:t>靜、</w:t>
-      </w:r>
-      <w:proofErr w:type="gramStart"/>
-      <w:r>
-        <w:rPr>
-          <w:rFonts w:ascii="標楷體" w:eastAsia="標楷體" w:hAnsi="標楷體" w:hint="eastAsia"/>
-          <w:sz w:val="28"/>
-          <w:szCs w:val="28"/>
-        </w:rPr>
-        <w:t>一</w:t>
-      </w:r>
-      <w:proofErr w:type="gramEnd"/>
-      <w:r>
-        <w:rPr>
-          <w:rFonts w:ascii="標楷體" w:eastAsia="標楷體" w:hAnsi="標楷體" w:hint="eastAsia"/>
-          <w:sz w:val="28"/>
-          <w:szCs w:val="28"/>
-        </w:rPr>
-        <w:t>輕一重，巧妙對比，情感含蓄而悠長。</w:t>
-      </w:r>
-    </w:p>
-    <w:p>
-      <w:pPr>
-        <w:spacing w:line="440" w:lineRule="exact"/>
+        <w:t>迴盪</w:t>
+      </w:r>
+      <w:r>
+        <w:rPr>
+          <w:rFonts w:ascii="標楷體" w:eastAsia="標楷體" w:hAnsi="標楷體" w:hint="eastAsia"/>
+          <w:sz w:val="28"/>
+          <w:szCs w:val="28"/>
+        </w:rPr>
+        <w:t>。</w:t>
+      </w:r>
+    </w:p>
+    <w:p>
+      <w:pPr>
+        <w:spacing w:line="480" w:lineRule="exact"/>
         <w:jc w:val="both"/>
         <w:rPr>
-          <w:rFonts w:ascii="標楷體" w:eastAsia="標楷體" w:hAnsi="標楷體" w:hint="eastAsia"/>
+          <w:rFonts w:ascii="標楷體" w:eastAsia="標楷體" w:hAnsi="標楷體"/>
           <w:sz w:val="28"/>
           <w:szCs w:val="28"/>
         </w:rPr>
@@ -1498,153 +980,6 @@
         </w:rPr>
         <w:t xml:space="preserve">　　</w:t>
       </w:r>
-      <w:proofErr w:type="gramStart"/>
-      <w:r>
-        <w:rPr>
-          <w:rFonts w:ascii="標楷體" w:eastAsia="標楷體" w:hAnsi="標楷體" w:hint="eastAsia"/>
-          <w:sz w:val="28"/>
-          <w:szCs w:val="28"/>
-        </w:rPr>
-        <w:t>末聯</w:t>
-      </w:r>
-      <w:proofErr w:type="gramEnd"/>
-      <w:r>
-        <w:rPr>
-          <w:rFonts w:ascii="標楷體" w:eastAsia="標楷體" w:hAnsi="標楷體" w:hint="eastAsia"/>
-          <w:sz w:val="28"/>
-          <w:szCs w:val="28"/>
-        </w:rPr>
-        <w:t>「揮手</w:t>
-      </w:r>
-      <w:proofErr w:type="gramStart"/>
-      <w:r>
-        <w:rPr>
-          <w:rFonts w:ascii="標楷體" w:eastAsia="標楷體" w:hAnsi="標楷體" w:hint="eastAsia"/>
-          <w:sz w:val="28"/>
-          <w:szCs w:val="28"/>
-        </w:rPr>
-        <w:t>自茲去，蕭蕭班馬</w:t>
-      </w:r>
-      <w:proofErr w:type="gramEnd"/>
-      <w:r>
-        <w:rPr>
-          <w:rFonts w:ascii="標楷體" w:eastAsia="標楷體" w:hAnsi="標楷體" w:hint="eastAsia"/>
-          <w:sz w:val="28"/>
-          <w:szCs w:val="28"/>
-        </w:rPr>
-        <w:t>鳴」以動作與</w:t>
-      </w:r>
-      <w:proofErr w:type="gramStart"/>
-      <w:r>
-        <w:rPr>
-          <w:rFonts w:ascii="標楷體" w:eastAsia="標楷體" w:hAnsi="標楷體" w:hint="eastAsia"/>
-          <w:sz w:val="28"/>
-          <w:szCs w:val="28"/>
-        </w:rPr>
-        <w:t>聲音作結</w:t>
-      </w:r>
-      <w:proofErr w:type="gramEnd"/>
-      <w:r>
-        <w:rPr>
-          <w:rFonts w:ascii="標楷體" w:eastAsia="標楷體" w:hAnsi="標楷體" w:hint="eastAsia"/>
-          <w:sz w:val="28"/>
-          <w:szCs w:val="28"/>
-        </w:rPr>
-        <w:t>。揮手道別的畫面簡單卻深刻，而馬鳴聲在寂靜中顯得格外</w:t>
-      </w:r>
-      <w:r>
-        <w:rPr>
-          <w:rFonts w:ascii="標楷體" w:eastAsia="標楷體" w:hAnsi="標楷體" w:hint="eastAsia"/>
-          <w:b/>
-          <w:bCs/>
-          <w:sz w:val="28"/>
-          <w:szCs w:val="28"/>
-        </w:rPr>
-        <w:t>淒清</w:t>
-      </w:r>
-      <w:r>
-        <w:rPr>
-          <w:rFonts w:ascii="標楷體" w:eastAsia="標楷體" w:hAnsi="標楷體" w:hint="eastAsia"/>
-          <w:sz w:val="28"/>
-          <w:szCs w:val="28"/>
-        </w:rPr>
-        <w:t>，彷彿替人抒發難以</w:t>
-      </w:r>
-      <w:proofErr w:type="gramStart"/>
-      <w:r>
-        <w:rPr>
-          <w:rFonts w:ascii="標楷體" w:eastAsia="標楷體" w:hAnsi="標楷體" w:hint="eastAsia"/>
-          <w:sz w:val="28"/>
-          <w:szCs w:val="28"/>
-        </w:rPr>
-        <w:t>言說的離愁</w:t>
-      </w:r>
-      <w:proofErr w:type="gramEnd"/>
-      <w:r>
-        <w:rPr>
-          <w:rFonts w:ascii="標楷體" w:eastAsia="標楷體" w:hAnsi="標楷體" w:hint="eastAsia"/>
-          <w:sz w:val="28"/>
-          <w:szCs w:val="28"/>
-        </w:rPr>
-        <w:t>。詩人未直接</w:t>
-      </w:r>
-      <w:proofErr w:type="gramStart"/>
-      <w:r>
-        <w:rPr>
-          <w:rFonts w:ascii="標楷體" w:eastAsia="標楷體" w:hAnsi="標楷體" w:hint="eastAsia"/>
-          <w:sz w:val="28"/>
-          <w:szCs w:val="28"/>
-        </w:rPr>
-        <w:t>言悲，</w:t>
-      </w:r>
-      <w:proofErr w:type="gramEnd"/>
-      <w:r>
-        <w:rPr>
-          <w:rFonts w:ascii="標楷體" w:eastAsia="標楷體" w:hAnsi="標楷體" w:hint="eastAsia"/>
-          <w:sz w:val="28"/>
-          <w:szCs w:val="28"/>
-        </w:rPr>
-        <w:t>卻讓情感在餘音中</w:t>
-      </w:r>
-      <w:proofErr w:type="gramStart"/>
-      <w:r>
-        <w:rPr>
-          <w:rFonts w:ascii="標楷體" w:eastAsia="標楷體" w:hAnsi="標楷體" w:hint="eastAsia"/>
-          <w:b/>
-          <w:bCs/>
-          <w:sz w:val="28"/>
-          <w:szCs w:val="28"/>
-        </w:rPr>
-        <w:t>迴盪</w:t>
-      </w:r>
-      <w:proofErr w:type="gramEnd"/>
-      <w:r>
-        <w:rPr>
-          <w:rFonts w:ascii="標楷體" w:eastAsia="標楷體" w:hAnsi="標楷體" w:hint="eastAsia"/>
-          <w:sz w:val="28"/>
-          <w:szCs w:val="28"/>
-        </w:rPr>
-        <w:t>。</w:t>
-      </w:r>
-    </w:p>
-    <w:p>
-      <w:pPr>
-        <w:spacing w:line="440" w:lineRule="exact"/>
-        <w:jc w:val="both"/>
-        <w:rPr>
-          <w:rFonts w:ascii="標楷體" w:eastAsia="標楷體" w:hAnsi="標楷體" w:hint="eastAsia"/>
-          <w:sz w:val="28"/>
-          <w:szCs w:val="28"/>
-        </w:rPr>
-      </w:pPr>
-      <w:r>
-        <w:rPr>
-          <w:rFonts w:ascii="標楷體" w:eastAsia="標楷體" w:hAnsi="標楷體" w:hint="eastAsia"/>
-          <w:sz w:val="28"/>
-          <w:szCs w:val="28"/>
-        </w:rPr>
-        <w:t xml:space="preserve">　　</w:t>
-      </w:r>
       <w:r>
         <w:rPr>
           <w:rFonts w:ascii="標楷體" w:eastAsia="標楷體" w:hAnsi="標楷體" w:hint="eastAsia"/>
@@ -1683,25 +1018,7 @@
           <w:sz w:val="28"/>
           <w:szCs w:val="28"/>
         </w:rPr>
-        <w:t>以自然景物</w:t>
-      </w:r>
-      <w:proofErr w:type="gramStart"/>
-      <w:r>
-        <w:rPr>
-          <w:rFonts w:ascii="標楷體" w:eastAsia="標楷體" w:hAnsi="標楷體" w:hint="eastAsia"/>
-          <w:sz w:val="28"/>
-          <w:szCs w:val="28"/>
-        </w:rPr>
-        <w:t>貫穿全詩</w:t>
-      </w:r>
-      <w:proofErr w:type="gramEnd"/>
-      <w:r>
-        <w:rPr>
-          <w:rFonts w:ascii="標楷體" w:eastAsia="標楷體" w:hAnsi="標楷體" w:hint="eastAsia"/>
-          <w:sz w:val="28"/>
-          <w:szCs w:val="28"/>
-        </w:rPr>
-        <w:t>，情景交融，語言</w:t>
+        <w:t>以自然景物貫穿全詩，情景交融，語言</w:t>
       </w:r>
       <w:r>
         <w:rPr>
@@ -1766,8 +1083,9 @@
           <w:ilvl w:val="0"/>
           <w:numId w:val="1"/>
         </w:numPr>
-        <w:spacing w:line="440" w:lineRule="exact"/>
+        <w:spacing w:line="460" w:lineRule="exact"/>
         <w:ind w:leftChars="0" w:left="284" w:hanging="284"/>
+        <w:jc w:val="both"/>
         <w:rPr>
           <w:rFonts w:ascii="標楷體" w:eastAsia="標楷體" w:hAnsi="標楷體"/>
           <w:sz w:val="28"/>
@@ -1789,6 +1107,14 @@
           <w:szCs w:val="28"/>
         </w:rPr>
         <w:t>形容意境或情感深長、綿延不盡，讓人回味許久。</w:t>
+      </w:r>
+      <w:r>
+        <w:rPr>
+          <w:rFonts w:ascii="標楷體" w:eastAsia="標楷體" w:hAnsi="標楷體"/>
+          <w:sz w:val="28"/>
+          <w:szCs w:val="28"/>
+        </w:rPr>
+        <w:t>在文中用以形容詩作所營造出的離別意境深長、耐人尋味，情感在讀者心中久久不散。</w:t>
       </w:r>
     </w:p>
     <w:p>
@@ -1798,8 +1124,9 @@
           <w:ilvl w:val="0"/>
           <w:numId w:val="1"/>
         </w:numPr>
-        <w:spacing w:line="440" w:lineRule="exact"/>
+        <w:spacing w:line="460" w:lineRule="exact"/>
         <w:ind w:leftChars="0" w:left="284" w:hanging="284"/>
+        <w:jc w:val="both"/>
         <w:rPr>
           <w:rFonts w:ascii="標楷體" w:eastAsia="標楷體" w:hAnsi="標楷體"/>
           <w:sz w:val="28"/>
@@ -1829,6 +1156,14 @@
           <w:szCs w:val="28"/>
         </w:rPr>
         <w:t>指藉由某種事物來表達或寄託情感。</w:t>
+      </w:r>
+      <w:r>
+        <w:rPr>
+          <w:rFonts w:ascii="標楷體" w:eastAsia="標楷體" w:hAnsi="標楷體"/>
+          <w:sz w:val="28"/>
+          <w:szCs w:val="28"/>
+        </w:rPr>
+        <w:t>指詩人將內心深厚的離情別緒，寄託在青青山水、落日浮雲等自然景物之中，藉景傳情。</w:t>
       </w:r>
     </w:p>
     <w:p>
@@ -1838,8 +1173,9 @@
           <w:ilvl w:val="0"/>
           <w:numId w:val="1"/>
         </w:numPr>
-        <w:spacing w:line="440" w:lineRule="exact"/>
+        <w:spacing w:line="460" w:lineRule="exact"/>
         <w:ind w:leftChars="0" w:left="284" w:hanging="284"/>
+        <w:jc w:val="both"/>
         <w:rPr>
           <w:rFonts w:ascii="標楷體" w:eastAsia="標楷體" w:hAnsi="標楷體"/>
           <w:sz w:val="28"/>
@@ -1869,6 +1205,31 @@
           <w:szCs w:val="28"/>
         </w:rPr>
         <w:t>形容風格灑脫、不拘小節，情感表達自然奔放。</w:t>
+      </w:r>
+      <w:r>
+        <w:rPr>
+          <w:rFonts w:ascii="標楷體" w:eastAsia="標楷體" w:hAnsi="標楷體"/>
+          <w:sz w:val="28"/>
+          <w:szCs w:val="28"/>
+        </w:rPr>
+        <w:t>指</w:t>
+      </w:r>
+      <w:r>
+        <w:rPr>
+          <w:rFonts w:ascii="標楷體" w:eastAsia="標楷體" w:hAnsi="標楷體"/>
+          <w:sz w:val="28"/>
+          <w:szCs w:val="28"/>
+          <w:u w:val="single"/>
+        </w:rPr>
+        <w:t>李白</w:t>
+      </w:r>
+      <w:r>
+        <w:rPr>
+          <w:rFonts w:ascii="標楷體" w:eastAsia="標楷體" w:hAnsi="標楷體"/>
+          <w:sz w:val="28"/>
+          <w:szCs w:val="28"/>
+        </w:rPr>
+        <w:t>詩作風格開闊大器、不顯得過度哀傷，在宏大的自然視野中依然帶有真摯的深情。</w:t>
       </w:r>
     </w:p>
     <w:p>
@@ -1878,8 +1239,9 @@
           <w:ilvl w:val="0"/>
           <w:numId w:val="1"/>
         </w:numPr>
-        <w:spacing w:line="440" w:lineRule="exact"/>
+        <w:spacing w:line="460" w:lineRule="exact"/>
         <w:ind w:leftChars="0" w:left="284" w:hanging="284"/>
+        <w:jc w:val="both"/>
         <w:rPr>
           <w:rFonts w:ascii="標楷體" w:eastAsia="標楷體" w:hAnsi="標楷體"/>
           <w:sz w:val="28"/>
@@ -1892,33 +1254,15 @@
           <w:sz w:val="28"/>
           <w:szCs w:val="28"/>
         </w:rPr>
-        <w:t>具</w:t>
-      </w:r>
-      <w:proofErr w:type="gramStart"/>
-      <w:r>
-        <w:rPr>
-          <w:rFonts w:ascii="標楷體" w:eastAsia="標楷體" w:hAnsi="標楷體" w:hint="eastAsia"/>
-          <w:sz w:val="28"/>
-          <w:szCs w:val="28"/>
-        </w:rPr>
-        <w:t>象</w:t>
-      </w:r>
-      <w:proofErr w:type="gramEnd"/>
-      <w:r>
-        <w:rPr>
-          <w:rFonts w:ascii="標楷體" w:eastAsia="標楷體" w:hAnsi="標楷體" w:hint="eastAsia"/>
-          <w:sz w:val="28"/>
-          <w:szCs w:val="28"/>
-        </w:rPr>
-        <w:t>化：</w:t>
-      </w:r>
-      <w:r>
-        <w:rPr>
-          <w:rFonts w:ascii="標楷體" w:eastAsia="標楷體" w:hAnsi="標楷體" w:hint="eastAsia"/>
-          <w:sz w:val="28"/>
-          <w:szCs w:val="28"/>
-        </w:rPr>
-        <w:t>把抽象的情感或想法，轉化成具體可見的形象來表現。例如用「浮雲」表現遊子的心境，用「落日」表現離情。</w:t>
+        <w:t>具象化：</w:t>
+      </w:r>
+      <w:r>
+        <w:rPr>
+          <w:rFonts w:ascii="標楷體" w:eastAsia="標楷體" w:hAnsi="標楷體"/>
+          <w:sz w:val="28"/>
+          <w:szCs w:val="28"/>
+        </w:rPr>
+        <w:t>將抽象的概念、情感轉化為具體可感的事物、形象。詩人將無形的離別愁緒，比喻為天際飄忽的「浮雲」與下沉的「落日」，讓讀者能透過具體景象感受到情感。</w:t>
       </w:r>
     </w:p>
     <w:p>
@@ -1928,8 +1272,9 @@
           <w:ilvl w:val="0"/>
           <w:numId w:val="1"/>
         </w:numPr>
-        <w:spacing w:line="440" w:lineRule="exact"/>
+        <w:spacing w:line="460" w:lineRule="exact"/>
         <w:ind w:leftChars="0" w:left="284" w:hanging="284"/>
+        <w:jc w:val="both"/>
         <w:rPr>
           <w:rFonts w:ascii="標楷體" w:eastAsia="標楷體" w:hAnsi="標楷體"/>
           <w:sz w:val="28"/>
@@ -1951,6 +1296,14 @@
           <w:szCs w:val="28"/>
         </w:rPr>
         <w:t>形容氣氛冷清、寂靜，帶有淡淡的悲涼感。</w:t>
+      </w:r>
+      <w:r>
+        <w:rPr>
+          <w:rFonts w:ascii="標楷體" w:eastAsia="標楷體" w:hAnsi="標楷體"/>
+          <w:sz w:val="28"/>
+          <w:szCs w:val="28"/>
+        </w:rPr>
+        <w:t>用來形容馬鳴聲在離別現場與寂靜環境中交織出的孤寂、冷清氛圍，襯托出離愁的深刻。</w:t>
       </w:r>
     </w:p>
     <w:p>
@@ -1960,31 +1313,22 @@
           <w:ilvl w:val="0"/>
           <w:numId w:val="1"/>
         </w:numPr>
-        <w:spacing w:line="440" w:lineRule="exact"/>
+        <w:spacing w:line="460" w:lineRule="exact"/>
         <w:ind w:leftChars="0" w:left="284" w:hanging="284"/>
+        <w:jc w:val="both"/>
         <w:rPr>
           <w:rFonts w:ascii="標楷體" w:eastAsia="標楷體" w:hAnsi="標楷體"/>
           <w:sz w:val="28"/>
           <w:szCs w:val="28"/>
         </w:rPr>
       </w:pPr>
-      <w:proofErr w:type="gramStart"/>
-      <w:r>
-        <w:rPr>
-          <w:rFonts w:ascii="標楷體" w:eastAsia="標楷體" w:hAnsi="標楷體" w:hint="eastAsia"/>
-          <w:sz w:val="28"/>
-          <w:szCs w:val="28"/>
-        </w:rPr>
-        <w:t>迴盪</w:t>
-      </w:r>
-      <w:proofErr w:type="gramEnd"/>
-      <w:r>
-        <w:rPr>
-          <w:rFonts w:ascii="標楷體" w:eastAsia="標楷體" w:hAnsi="標楷體" w:hint="eastAsia"/>
-          <w:sz w:val="28"/>
-          <w:szCs w:val="28"/>
-        </w:rPr>
-        <w:t>：</w:t>
+      <w:r>
+        <w:rPr>
+          <w:rFonts w:ascii="標楷體" w:eastAsia="標楷體" w:hAnsi="標楷體" w:hint="eastAsia"/>
+          <w:sz w:val="28"/>
+          <w:szCs w:val="28"/>
+        </w:rPr>
+        <w:t>迴盪：</w:t>
       </w:r>
       <w:r>
         <w:rPr>
@@ -1993,6 +1337,14 @@
           <w:szCs w:val="28"/>
         </w:rPr>
         <w:t>原指聲音反覆回響，引申為情感或意境在心中久久不散。</w:t>
+      </w:r>
+      <w:r>
+        <w:rPr>
+          <w:rFonts w:ascii="標楷體" w:eastAsia="標楷體" w:hAnsi="標楷體"/>
+          <w:sz w:val="28"/>
+          <w:szCs w:val="28"/>
+        </w:rPr>
+        <w:t>指詩人在結尾「未直接言悲」，而是透過餘音（班馬鳴聲）讓離別的哀愁與情感在讀者心中綿延擴散。</w:t>
       </w:r>
     </w:p>
     <w:p>
@@ -2002,10 +1354,11 @@
           <w:ilvl w:val="0"/>
           <w:numId w:val="1"/>
         </w:numPr>
-        <w:spacing w:line="440" w:lineRule="exact"/>
+        <w:spacing w:line="460" w:lineRule="exact"/>
         <w:ind w:leftChars="0" w:left="284" w:hanging="284"/>
-        <w:rPr>
-          <w:rFonts w:ascii="標楷體" w:eastAsia="標楷體" w:hAnsi="標楷體" w:hint="eastAsia"/>
+        <w:jc w:val="both"/>
+        <w:rPr>
+          <w:rFonts w:ascii="標楷體" w:eastAsia="標楷體" w:hAnsi="標楷體"/>
           <w:sz w:val="28"/>
           <w:szCs w:val="28"/>
         </w:rPr>
@@ -2026,9 +1379,33 @@
         </w:rPr>
         <w:t>形容語言自然明快、不繁複，文字精簡卻意義深遠。</w:t>
       </w:r>
+      <w:r>
+        <w:rPr>
+          <w:rFonts w:ascii="標楷體" w:eastAsia="標楷體" w:hAnsi="標楷體"/>
+          <w:sz w:val="28"/>
+          <w:szCs w:val="28"/>
+        </w:rPr>
+        <w:t>讚美</w:t>
+      </w:r>
+      <w:r>
+        <w:rPr>
+          <w:rFonts w:ascii="標楷體" w:eastAsia="標楷體" w:hAnsi="標楷體"/>
+          <w:sz w:val="28"/>
+          <w:szCs w:val="28"/>
+          <w:u w:val="single"/>
+        </w:rPr>
+        <w:t>李白</w:t>
+      </w:r>
+      <w:r>
+        <w:rPr>
+          <w:rFonts w:ascii="標楷體" w:eastAsia="標楷體" w:hAnsi="標楷體"/>
+          <w:sz w:val="28"/>
+          <w:szCs w:val="28"/>
+        </w:rPr>
+        <w:t>此詩的語言特色，以極精煉的文字勾勒出鮮明的畫面，情感真摯而沒有冗長浮誇的辭藻。</w:t>
+      </w:r>
     </w:p>
     <w:sectPr>
-      <w:footerReference w:type="default" r:id="rId7"/>
       <w:pgSz w:w="11906" w:h="16838"/>
       <w:pgMar w:top="851" w:right="1134" w:bottom="567" w:left="1134" w:header="567" w:footer="283" w:gutter="0"/>
       <w:cols w:space="425"/>
@@ -2039,7 +1416,7 @@
 </file>
 
 <file path=word/endnotes.xml><?xml version="1.0" encoding="utf-8"?>
-<w:endnotes xmlns:wpc="http://schemas.microsoft.com/office/word/2010/wordprocessingCanvas" xmlns:cx="http://schemas.microsoft.com/office/drawing/2014/chartex" xmlns:cx1="http://schemas.microsoft.com/office/drawing/2015/9/8/chartex" xmlns:cx2="http://schemas.microsoft.com/office/drawing/2015/10/21/chartex" xmlns:cx3="http://schemas.microsoft.com/office/drawing/2016/5/9/chartex" xmlns:cx4="http://schemas.microsoft.com/office/drawing/2016/5/10/chartex" xmlns:cx5="http://schemas.microsoft.com/office/drawing/2016/5/11/chartex" xmlns:cx6="http://schemas.microsoft.com/office/drawing/2016/5/12/chartex" xmlns:cx7="http://schemas.microsoft.com/office/drawing/2016/5/13/chartex" xmlns:cx8="http://schemas.microsoft.com/office/drawing/2016/5/14/chartex" xmlns:mc="http://schemas.openxmlformats.org/markup-compatibility/2006" xmlns:aink="http://schemas.microsoft.com/office/drawing/2016/ink" xmlns:am3d="http://schemas.microsoft.com/office/drawing/2017/model3d" xmlns:o="urn:schemas-microsoft-com:office:office" xmlns:r="http://schemas.openxmlformats.org/officeDocument/2006/relationships" xmlns:m="http://schemas.openxmlformats.org/officeDocument/2006/math" xmlns:v="urn:schemas-microsoft-com:vml" xmlns:wp14="http://schemas.microsoft.com/office/word/2010/wordprocessingDrawing" xmlns:wp="http://schemas.openxmlformats.org/drawingml/2006/wordprocessingDrawing" xmlns:w10="urn:schemas-microsoft-com:office:word" xmlns:w="http://schemas.openxmlformats.org/wordprocessingml/2006/main" xmlns:w14="http://schemas.microsoft.com/office/word/2010/wordml" xmlns:w15="http://schemas.microsoft.com/office/word/2012/wordml" xmlns:w16cex="http://schemas.microsoft.com/office/word/2018/wordml/cex" xmlns:w16cid="http://schemas.microsoft.com/office/word/2016/wordml/cid" xmlns:w16="http://schemas.microsoft.com/office/word/2018/wordml" xmlns:w16sdtdh="http://schemas.microsoft.com/office/word/2020/wordml/sdtdatahash" xmlns:w16se="http://schemas.microsoft.com/office/word/2015/wordml/symex" xmlns:wpg="http://schemas.microsoft.com/office/word/2010/wordprocessingGroup" xmlns:wpi="http://schemas.microsoft.com/office/word/2010/wordprocessingInk" xmlns:wne="http://schemas.microsoft.com/office/word/2006/wordml" xmlns:wps="http://schemas.microsoft.com/office/word/2010/wordprocessingShape" mc:Ignorable="w14 w15 w16se w16cid w16 w16cex w16sdtdh wp14">
+<w:endnotes xmlns:wpc="http://schemas.microsoft.com/office/word/2010/wordprocessingCanvas" xmlns:cx="http://schemas.microsoft.com/office/drawing/2014/chartex" xmlns:cx1="http://schemas.microsoft.com/office/drawing/2015/9/8/chartex" xmlns:cx2="http://schemas.microsoft.com/office/drawing/2015/10/21/chartex" xmlns:cx3="http://schemas.microsoft.com/office/drawing/2016/5/9/chartex" xmlns:cx4="http://schemas.microsoft.com/office/drawing/2016/5/10/chartex" xmlns:cx5="http://schemas.microsoft.com/office/drawing/2016/5/11/chartex" xmlns:cx6="http://schemas.microsoft.com/office/drawing/2016/5/12/chartex" xmlns:cx7="http://schemas.microsoft.com/office/drawing/2016/5/13/chartex" xmlns:cx8="http://schemas.microsoft.com/office/drawing/2016/5/14/chartex" xmlns:mc="http://schemas.openxmlformats.org/markup-compatibility/2006" xmlns:aink="http://schemas.microsoft.com/office/drawing/2016/ink" xmlns:am3d="http://schemas.microsoft.com/office/drawing/2017/model3d" xmlns:o="urn:schemas-microsoft-com:office:office" xmlns:oel="http://schemas.microsoft.com/office/2019/extlst" xmlns:r="http://schemas.openxmlformats.org/officeDocument/2006/relationships" xmlns:m="http://schemas.openxmlformats.org/officeDocument/2006/math" xmlns:v="urn:schemas-microsoft-com:vml" xmlns:wp14="http://schemas.microsoft.com/office/word/2010/wordprocessingDrawing" xmlns:wp="http://schemas.openxmlformats.org/drawingml/2006/wordprocessingDrawing" xmlns:w10="urn:schemas-microsoft-com:office:word" xmlns:w="http://schemas.openxmlformats.org/wordprocessingml/2006/main" xmlns:w14="http://schemas.microsoft.com/office/word/2010/wordml" xmlns:w15="http://schemas.microsoft.com/office/word/2012/wordml" xmlns:w16cex="http://schemas.microsoft.com/office/word/2018/wordml/cex" xmlns:w16cid="http://schemas.microsoft.com/office/word/2016/wordml/cid" xmlns:w16="http://schemas.microsoft.com/office/word/2018/wordml" xmlns:w16du="http://schemas.microsoft.com/office/word/2023/wordml/word16du" xmlns:w16sdtdh="http://schemas.microsoft.com/office/word/2020/wordml/sdtdatahash" xmlns:w16sdtfl="http://schemas.microsoft.com/office/word/2024/wordml/sdtformatlock" xmlns:w16se="http://schemas.microsoft.com/office/word/2015/wordml/symex" xmlns:wpg="http://schemas.microsoft.com/office/word/2010/wordprocessingGroup" xmlns:wpi="http://schemas.microsoft.com/office/word/2010/wordprocessingInk" xmlns:wne="http://schemas.microsoft.com/office/word/2006/wordml" xmlns:wps="http://schemas.microsoft.com/office/word/2010/wordprocessingShape" mc:Ignorable="w14 w15 w16se w16cid w16 w16cex w16sdtdh w16sdtfl w16du wp14">
   <w:endnote w:type="separator" w:id="-1">
     <w:p>
       <w:r>
@@ -2058,7 +1435,7 @@
 </file>
 
 <file path=word/footer1.xml><?xml version="1.0" encoding="utf-8"?>
-<w:ftr xmlns:wpc="http://schemas.microsoft.com/office/word/2010/wordprocessingCanvas" xmlns:cx="http://schemas.microsoft.com/office/drawing/2014/chartex" xmlns:cx1="http://schemas.microsoft.com/office/drawing/2015/9/8/chartex" xmlns:cx2="http://schemas.microsoft.com/office/drawing/2015/10/21/chartex" xmlns:cx3="http://schemas.microsoft.com/office/drawing/2016/5/9/chartex" xmlns:cx4="http://schemas.microsoft.com/office/drawing/2016/5/10/chartex" xmlns:cx5="http://schemas.microsoft.com/office/drawing/2016/5/11/chartex" xmlns:cx6="http://schemas.microsoft.com/office/drawing/2016/5/12/chartex" xmlns:cx7="http://schemas.microsoft.com/office/drawing/2016/5/13/chartex" xmlns:cx8="http://schemas.microsoft.com/office/drawing/2016/5/14/chartex" xmlns:mc="http://schemas.openxmlformats.org/markup-compatibility/2006" xmlns:aink="http://schemas.microsoft.com/office/drawing/2016/ink" xmlns:am3d="http://schemas.microsoft.com/office/drawing/2017/model3d" xmlns:o="urn:schemas-microsoft-com:office:office" xmlns:r="http://schemas.openxmlformats.org/officeDocument/2006/relationships" xmlns:m="http://schemas.openxmlformats.org/officeDocument/2006/math" xmlns:v="urn:schemas-microsoft-com:vml" xmlns:wp14="http://schemas.microsoft.com/office/word/2010/wordprocessingDrawing" xmlns:wp="http://schemas.openxmlformats.org/drawingml/2006/wordprocessingDrawing" xmlns:w10="urn:schemas-microsoft-com:office:word" xmlns:w="http://schemas.openxmlformats.org/wordprocessingml/2006/main" xmlns:w14="http://schemas.microsoft.com/office/word/2010/wordml" xmlns:w15="http://schemas.microsoft.com/office/word/2012/wordml" xmlns:w16cex="http://schemas.microsoft.com/office/word/2018/wordml/cex" xmlns:w16cid="http://schemas.microsoft.com/office/word/2016/wordml/cid" xmlns:w16="http://schemas.microsoft.com/office/word/2018/wordml" xmlns:w16sdtdh="http://schemas.microsoft.com/office/word/2020/wordml/sdtdatahash" xmlns:w16se="http://schemas.microsoft.com/office/word/2015/wordml/symex" xmlns:wpg="http://schemas.microsoft.com/office/word/2010/wordprocessingGroup" xmlns:wpi="http://schemas.microsoft.com/office/word/2010/wordprocessingInk" xmlns:wne="http://schemas.microsoft.com/office/word/2006/wordml" xmlns:wps="http://schemas.microsoft.com/office/word/2010/wordprocessingShape" mc:Ignorable="w14 w15 w16se w16cid w16 w16cex w16sdtdh wp14">
+<w:ftr xmlns:wpc="http://schemas.microsoft.com/office/word/2010/wordprocessingCanvas" xmlns:cx="http://schemas.microsoft.com/office/drawing/2014/chartex" xmlns:cx1="http://schemas.microsoft.com/office/drawing/2015/9/8/chartex" xmlns:cx2="http://schemas.microsoft.com/office/drawing/2015/10/21/chartex" xmlns:cx3="http://schemas.microsoft.com/office/drawing/2016/5/9/chartex" xmlns:cx4="http://schemas.microsoft.com/office/drawing/2016/5/10/chartex" xmlns:cx5="http://schemas.microsoft.com/office/drawing/2016/5/11/chartex" xmlns:cx6="http://schemas.microsoft.com/office/drawing/2016/5/12/chartex" xmlns:cx7="http://schemas.microsoft.com/office/drawing/2016/5/13/chartex" xmlns:cx8="http://schemas.microsoft.com/office/drawing/2016/5/14/chartex" xmlns:mc="http://schemas.openxmlformats.org/markup-compatibility/2006" xmlns:aink="http://schemas.microsoft.com/office/drawing/2016/ink" xmlns:am3d="http://schemas.microsoft.com/office/drawing/2017/model3d" xmlns:o="urn:schemas-microsoft-com:office:office" xmlns:oel="http://schemas.microsoft.com/office/2019/extlst" xmlns:r="http://schemas.openxmlformats.org/officeDocument/2006/relationships" xmlns:m="http://schemas.openxmlformats.org/officeDocument/2006/math" xmlns:v="urn:schemas-microsoft-com:vml" xmlns:wp14="http://schemas.microsoft.com/office/word/2010/wordprocessingDrawing" xmlns:wp="http://schemas.openxmlformats.org/drawingml/2006/wordprocessingDrawing" xmlns:w10="urn:schemas-microsoft-com:office:word" xmlns:w="http://schemas.openxmlformats.org/wordprocessingml/2006/main" xmlns:w14="http://schemas.microsoft.com/office/word/2010/wordml" xmlns:w15="http://schemas.microsoft.com/office/word/2012/wordml" xmlns:w16cex="http://schemas.microsoft.com/office/word/2018/wordml/cex" xmlns:w16cid="http://schemas.microsoft.com/office/word/2016/wordml/cid" xmlns:w16="http://schemas.microsoft.com/office/word/2018/wordml" xmlns:w16du="http://schemas.microsoft.com/office/word/2023/wordml/word16du" xmlns:w16sdtdh="http://schemas.microsoft.com/office/word/2020/wordml/sdtdatahash" xmlns:w16sdtfl="http://schemas.microsoft.com/office/word/2024/wordml/sdtformatlock" xmlns:w16se="http://schemas.microsoft.com/office/word/2015/wordml/symex" xmlns:wpg="http://schemas.microsoft.com/office/word/2010/wordprocessingGroup" xmlns:wpi="http://schemas.microsoft.com/office/word/2010/wordprocessingInk" xmlns:wne="http://schemas.microsoft.com/office/word/2006/wordml" xmlns:wps="http://schemas.microsoft.com/office/word/2010/wordprocessingShape" mc:Ignorable="w14 w15 w16se w16cid w16 w16cex w16sdtdh w16sdtfl w16du wp14">
   <w:sdt>
     <w:sdtPr>
       <w:id w:val="916679276"/>
@@ -2067,7 +1444,6 @@
         <w:docPartUnique/>
       </w:docPartObj>
     </w:sdtPr>
-    <w:sdtEndPr/>
     <w:sdtContent>
       <w:p>
         <w:pPr>
@@ -2105,7 +1481,7 @@
 </file>
 
 <file path=word/footnotes.xml><?xml version="1.0" encoding="utf-8"?>
-<w:footnotes xmlns:wpc="http://schemas.microsoft.com/office/word/2010/wordprocessingCanvas" xmlns:cx="http://schemas.microsoft.com/office/drawing/2014/chartex" xmlns:cx1="http://schemas.microsoft.com/office/drawing/2015/9/8/chartex" xmlns:cx2="http://schemas.microsoft.com/office/drawing/2015/10/21/chartex" xmlns:cx3="http://schemas.microsoft.com/office/drawing/2016/5/9/chartex" xmlns:cx4="http://schemas.microsoft.com/office/drawing/2016/5/10/chartex" xmlns:cx5="http://schemas.microsoft.com/office/drawing/2016/5/11/chartex" xmlns:cx6="http://schemas.microsoft.com/office/drawing/2016/5/12/chartex" xmlns:cx7="http://schemas.microsoft.com/office/drawing/2016/5/13/chartex" xmlns:cx8="http://schemas.microsoft.com/office/drawing/2016/5/14/chartex" xmlns:mc="http://schemas.openxmlformats.org/markup-compatibility/2006" xmlns:aink="http://schemas.microsoft.com/office/drawing/2016/ink" xmlns:am3d="http://schemas.microsoft.com/office/drawing/2017/model3d" xmlns:o="urn:schemas-microsoft-com:office:office" xmlns:r="http://schemas.openxmlformats.org/officeDocument/2006/relationships" xmlns:m="http://schemas.openxmlformats.org/officeDocument/2006/math" xmlns:v="urn:schemas-microsoft-com:vml" xmlns:wp14="http://schemas.microsoft.com/office/word/2010/wordprocessingDrawing" xmlns:wp="http://schemas.openxmlformats.org/drawingml/2006/wordprocessingDrawing" xmlns:w10="urn:schemas-microsoft-com:office:word" xmlns:w="http://schemas.openxmlformats.org/wordprocessingml/2006/main" xmlns:w14="http://schemas.microsoft.com/office/word/2010/wordml" xmlns:w15="http://schemas.microsoft.com/office/word/2012/wordml" xmlns:w16cex="http://schemas.microsoft.com/office/word/2018/wordml/cex" xmlns:w16cid="http://schemas.microsoft.com/office/word/2016/wordml/cid" xmlns:w16="http://schemas.microsoft.com/office/word/2018/wordml" xmlns:w16sdtdh="http://schemas.microsoft.com/office/word/2020/wordml/sdtdatahash" xmlns:w16se="http://schemas.microsoft.com/office/word/2015/wordml/symex" xmlns:wpg="http://schemas.microsoft.com/office/word/2010/wordprocessingGroup" xmlns:wpi="http://schemas.microsoft.com/office/word/2010/wordprocessingInk" xmlns:wne="http://schemas.microsoft.com/office/word/2006/wordml" xmlns:wps="http://schemas.microsoft.com/office/word/2010/wordprocessingShape" mc:Ignorable="w14 w15 w16se w16cid w16 w16cex w16sdtdh wp14">
+<w:footnotes xmlns:wpc="http://schemas.microsoft.com/office/word/2010/wordprocessingCanvas" xmlns:cx="http://schemas.microsoft.com/office/drawing/2014/chartex" xmlns:cx1="http://schemas.microsoft.com/office/drawing/2015/9/8/chartex" xmlns:cx2="http://schemas.microsoft.com/office/drawing/2015/10/21/chartex" xmlns:cx3="http://schemas.microsoft.com/office/drawing/2016/5/9/chartex" xmlns:cx4="http://schemas.microsoft.com/office/drawing/2016/5/10/chartex" xmlns:cx5="http://schemas.microsoft.com/office/drawing/2016/5/11/chartex" xmlns:cx6="http://schemas.microsoft.com/office/drawing/2016/5/12/chartex" xmlns:cx7="http://schemas.microsoft.com/office/drawing/2016/5/13/chartex" xmlns:cx8="http://schemas.microsoft.com/office/drawing/2016/5/14/chartex" xmlns:mc="http://schemas.openxmlformats.org/markup-compatibility/2006" xmlns:aink="http://schemas.microsoft.com/office/drawing/2016/ink" xmlns:am3d="http://schemas.microsoft.com/office/drawing/2017/model3d" xmlns:o="urn:schemas-microsoft-com:office:office" xmlns:oel="http://schemas.microsoft.com/office/2019/extlst" xmlns:r="http://schemas.openxmlformats.org/officeDocument/2006/relationships" xmlns:m="http://schemas.openxmlformats.org/officeDocument/2006/math" xmlns:v="urn:schemas-microsoft-com:vml" xmlns:wp14="http://schemas.microsoft.com/office/word/2010/wordprocessingDrawing" xmlns:wp="http://schemas.openxmlformats.org/drawingml/2006/wordprocessingDrawing" xmlns:w10="urn:schemas-microsoft-com:office:word" xmlns:w="http://schemas.openxmlformats.org/wordprocessingml/2006/main" xmlns:w14="http://schemas.microsoft.com/office/word/2010/wordml" xmlns:w15="http://schemas.microsoft.com/office/word/2012/wordml" xmlns:w16cex="http://schemas.microsoft.com/office/word/2018/wordml/cex" xmlns:w16cid="http://schemas.microsoft.com/office/word/2016/wordml/cid" xmlns:w16="http://schemas.microsoft.com/office/word/2018/wordml" xmlns:w16du="http://schemas.microsoft.com/office/word/2023/wordml/word16du" xmlns:w16sdtdh="http://schemas.microsoft.com/office/word/2020/wordml/sdtdatahash" xmlns:w16sdtfl="http://schemas.microsoft.com/office/word/2024/wordml/sdtformatlock" xmlns:w16se="http://schemas.microsoft.com/office/word/2015/wordml/symex" xmlns:wpg="http://schemas.microsoft.com/office/word/2010/wordprocessingGroup" xmlns:wpi="http://schemas.microsoft.com/office/word/2010/wordprocessingInk" xmlns:wne="http://schemas.microsoft.com/office/word/2006/wordml" xmlns:wps="http://schemas.microsoft.com/office/word/2010/wordprocessingShape" mc:Ignorable="w14 w15 w16se w16cid w16 w16cex w16sdtdh w16sdtfl w16du wp14">
   <w:footnote w:type="separator" w:id="-1">
     <w:p>
       <w:r>
@@ -2124,7 +1500,7 @@
 </file>
 
 <file path=word/numbering.xml><?xml version="1.0" encoding="utf-8"?>
-<w:numbering xmlns:wpc="http://schemas.microsoft.com/office/word/2010/wordprocessingCanvas" xmlns:cx="http://schemas.microsoft.com/office/drawing/2014/chartex" xmlns:cx1="http://schemas.microsoft.com/office/drawing/2015/9/8/chartex" xmlns:cx2="http://schemas.microsoft.com/office/drawing/2015/10/21/chartex" xmlns:cx3="http://schemas.microsoft.com/office/drawing/2016/5/9/chartex" xmlns:cx4="http://schemas.microsoft.com/office/drawing/2016/5/10/chartex" xmlns:cx5="http://schemas.microsoft.com/office/drawing/2016/5/11/chartex" xmlns:cx6="http://schemas.microsoft.com/office/drawing/2016/5/12/chartex" xmlns:cx7="http://schemas.microsoft.com/office/drawing/2016/5/13/chartex" xmlns:cx8="http://schemas.microsoft.com/office/drawing/2016/5/14/chartex" xmlns:mc="http://schemas.openxmlformats.org/markup-compatibility/2006" xmlns:aink="http://schemas.microsoft.com/office/drawing/2016/ink" xmlns:am3d="http://schemas.microsoft.com/office/drawing/2017/model3d" xmlns:o="urn:schemas-microsoft-com:office:office" xmlns:r="http://schemas.openxmlformats.org/officeDocument/2006/relationships" xmlns:m="http://schemas.openxmlformats.org/officeDocument/2006/math" xmlns:v="urn:schemas-microsoft-com:vml" xmlns:wp14="http://schemas.microsoft.com/office/word/2010/wordprocessingDrawing" xmlns:wp="http://schemas.openxmlformats.org/drawingml/2006/wordprocessingDrawing" xmlns:w10="urn:schemas-microsoft-com:office:word" xmlns:w="http://schemas.openxmlformats.org/wordprocessingml/2006/main" xmlns:w14="http://schemas.microsoft.com/office/word/2010/wordml" xmlns:w15="http://schemas.microsoft.com/office/word/2012/wordml" xmlns:w16cex="http://schemas.microsoft.com/office/word/2018/wordml/cex" xmlns:w16cid="http://schemas.microsoft.com/office/word/2016/wordml/cid" xmlns:w16="http://schemas.microsoft.com/office/word/2018/wordml" xmlns:w16sdtdh="http://schemas.microsoft.com/office/word/2020/wordml/sdtdatahash" xmlns:w16se="http://schemas.microsoft.com/office/word/2015/wordml/symex" xmlns:wpg="http://schemas.microsoft.com/office/word/2010/wordprocessingGroup" xmlns:wpi="http://schemas.microsoft.com/office/word/2010/wordprocessingInk" xmlns:wne="http://schemas.microsoft.com/office/word/2006/wordml" xmlns:wps="http://schemas.microsoft.com/office/word/2010/wordprocessingShape" mc:Ignorable="w14 w15 w16se w16cid w16 w16cex w16sdtdh wp14">
+<w:numbering xmlns:wpc="http://schemas.microsoft.com/office/word/2010/wordprocessingCanvas" xmlns:cx="http://schemas.microsoft.com/office/drawing/2014/chartex" xmlns:cx1="http://schemas.microsoft.com/office/drawing/2015/9/8/chartex" xmlns:cx2="http://schemas.microsoft.com/office/drawing/2015/10/21/chartex" xmlns:cx3="http://schemas.microsoft.com/office/drawing/2016/5/9/chartex" xmlns:cx4="http://schemas.microsoft.com/office/drawing/2016/5/10/chartex" xmlns:cx5="http://schemas.microsoft.com/office/drawing/2016/5/11/chartex" xmlns:cx6="http://schemas.microsoft.com/office/drawing/2016/5/12/chartex" xmlns:cx7="http://schemas.microsoft.com/office/drawing/2016/5/13/chartex" xmlns:cx8="http://schemas.microsoft.com/office/drawing/2016/5/14/chartex" xmlns:mc="http://schemas.openxmlformats.org/markup-compatibility/2006" xmlns:aink="http://schemas.microsoft.com/office/drawing/2016/ink" xmlns:am3d="http://schemas.microsoft.com/office/drawing/2017/model3d" xmlns:o="urn:schemas-microsoft-com:office:office" xmlns:oel="http://schemas.microsoft.com/office/2019/extlst" xmlns:r="http://schemas.openxmlformats.org/officeDocument/2006/relationships" xmlns:m="http://schemas.openxmlformats.org/officeDocument/2006/math" xmlns:v="urn:schemas-microsoft-com:vml" xmlns:wp14="http://schemas.microsoft.com/office/word/2010/wordprocessingDrawing" xmlns:wp="http://schemas.openxmlformats.org/drawingml/2006/wordprocessingDrawing" xmlns:w10="urn:schemas-microsoft-com:office:word" xmlns:w="http://schemas.openxmlformats.org/wordprocessingml/2006/main" xmlns:w14="http://schemas.microsoft.com/office/word/2010/wordml" xmlns:w15="http://schemas.microsoft.com/office/word/2012/wordml" xmlns:w16cex="http://schemas.microsoft.com/office/word/2018/wordml/cex" xmlns:w16cid="http://schemas.microsoft.com/office/word/2016/wordml/cid" xmlns:w16="http://schemas.microsoft.com/office/word/2018/wordml" xmlns:w16du="http://schemas.microsoft.com/office/word/2023/wordml/word16du" xmlns:w16sdtdh="http://schemas.microsoft.com/office/word/2020/wordml/sdtdatahash" xmlns:w16sdtfl="http://schemas.microsoft.com/office/word/2024/wordml/sdtformatlock" xmlns:w16se="http://schemas.microsoft.com/office/word/2015/wordml/symex" xmlns:wpg="http://schemas.microsoft.com/office/word/2010/wordprocessingGroup" xmlns:wpi="http://schemas.microsoft.com/office/word/2010/wordprocessingInk" xmlns:wne="http://schemas.microsoft.com/office/word/2006/wordml" xmlns:wps="http://schemas.microsoft.com/office/word/2010/wordprocessingShape" mc:Ignorable="w14 w15 w16se w16cid w16 w16cex w16sdtdh w16sdtfl w16du wp14">
   <w:abstractNum w:abstractNumId="0" w15:restartNumberingAfterBreak="0">
     <w:nsid w:val="020B1FC6"/>
     <w:multiLevelType w:val="hybridMultilevel"/>
@@ -3263,44 +2639,44 @@
       </w:rPr>
     </w:lvl>
   </w:abstractNum>
-  <w:num w:numId="1">
+  <w:num w:numId="1" w16cid:durableId="533614040">
     <w:abstractNumId w:val="0"/>
   </w:num>
-  <w:num w:numId="2">
+  <w:num w:numId="2" w16cid:durableId="1820806423">
     <w:abstractNumId w:val="3"/>
   </w:num>
-  <w:num w:numId="3">
+  <w:num w:numId="3" w16cid:durableId="698893275">
     <w:abstractNumId w:val="1"/>
   </w:num>
-  <w:num w:numId="4">
+  <w:num w:numId="4" w16cid:durableId="293561961">
     <w:abstractNumId w:val="10"/>
   </w:num>
-  <w:num w:numId="5">
+  <w:num w:numId="5" w16cid:durableId="1616983964">
     <w:abstractNumId w:val="5"/>
   </w:num>
-  <w:num w:numId="6">
+  <w:num w:numId="6" w16cid:durableId="1527907121">
     <w:abstractNumId w:val="7"/>
   </w:num>
-  <w:num w:numId="7">
+  <w:num w:numId="7" w16cid:durableId="240869734">
     <w:abstractNumId w:val="6"/>
   </w:num>
-  <w:num w:numId="8">
+  <w:num w:numId="8" w16cid:durableId="1027412439">
     <w:abstractNumId w:val="8"/>
   </w:num>
-  <w:num w:numId="9">
+  <w:num w:numId="9" w16cid:durableId="2059475057">
     <w:abstractNumId w:val="9"/>
   </w:num>
-  <w:num w:numId="10">
+  <w:num w:numId="10" w16cid:durableId="221447312">
     <w:abstractNumId w:val="4"/>
   </w:num>
-  <w:num w:numId="11">
+  <w:num w:numId="11" w16cid:durableId="400517492">
     <w:abstractNumId w:val="2"/>
   </w:num>
 </w:numbering>
 </file>
 
 <file path=word/styles.xml><?xml version="1.0" encoding="utf-8"?>
-<w:styles xmlns:mc="http://schemas.openxmlformats.org/markup-compatibility/2006" xmlns:r="http://schemas.openxmlformats.org/officeDocument/2006/relationships" xmlns:w="http://schemas.openxmlformats.org/wordprocessingml/2006/main" xmlns:w14="http://schemas.microsoft.com/office/word/2010/wordml" xmlns:w15="http://schemas.microsoft.com/office/word/2012/wordml" xmlns:w16cex="http://schemas.microsoft.com/office/word/2018/wordml/cex" xmlns:w16cid="http://schemas.microsoft.com/office/word/2016/wordml/cid" xmlns:w16="http://schemas.microsoft.com/office/word/2018/wordml" xmlns:w16sdtdh="http://schemas.microsoft.com/office/word/2020/wordml/sdtdatahash" xmlns:w16se="http://schemas.microsoft.com/office/word/2015/wordml/symex" mc:Ignorable="w14 w15 w16se w16cid w16 w16cex w16sdtdh">
+<w:styles xmlns:mc="http://schemas.openxmlformats.org/markup-compatibility/2006" xmlns:r="http://schemas.openxmlformats.org/officeDocument/2006/relationships" xmlns:w="http://schemas.openxmlformats.org/wordprocessingml/2006/main" xmlns:w14="http://schemas.microsoft.com/office/word/2010/wordml" xmlns:w15="http://schemas.microsoft.com/office/word/2012/wordml" xmlns:w16cex="http://schemas.microsoft.com/office/word/2018/wordml/cex" xmlns:w16cid="http://schemas.microsoft.com/office/word/2016/wordml/cid" xmlns:w16="http://schemas.microsoft.com/office/word/2018/wordml" xmlns:w16du="http://schemas.microsoft.com/office/word/2023/wordml/word16du" xmlns:w16sdtdh="http://schemas.microsoft.com/office/word/2020/wordml/sdtdatahash" xmlns:w16sdtfl="http://schemas.microsoft.com/office/word/2024/wordml/sdtformatlock" xmlns:w16se="http://schemas.microsoft.com/office/word/2015/wordml/symex" mc:Ignorable="w14 w15 w16se w16cid w16 w16cex w16sdtdh w16sdtfl w16du">
   <w:docDefaults>
     <w:rPrDefault>
       <w:rPr>

--- a/doc/詩/唐朝/李白/李白-送友人.docx
+++ b/doc/詩/唐朝/李白/李白-送友人.docx
@@ -578,16 +578,14 @@
         </w:rPr>
         <w:t>浮雲：飄動的雲，這</w:t>
       </w:r>
-      <w:proofErr w:type="gramStart"/>
       <w:r>
         <w:rPr>
           <w:rFonts w:ascii="標楷體" w:eastAsia="標楷體" w:hAnsi="標楷體" w:cs="標楷體" w:hint="eastAsia"/>
           <w:sz w:val="28"/>
           <w:szCs w:val="28"/>
         </w:rPr>
-        <w:t>裏</w:t>
-      </w:r>
-      <w:proofErr w:type="gramEnd"/>
+        <w:t>裡</w:t>
+      </w:r>
       <w:r>
         <w:rPr>
           <w:rFonts w:ascii="標楷體" w:eastAsia="標楷體" w:hAnsi="標楷體" w:cs="標楷體" w:hint="eastAsia"/>
@@ -741,7 +739,7 @@
           <w:sz w:val="28"/>
           <w:szCs w:val="28"/>
         </w:rPr>
-        <w:t>。這</w:t>
+        <w:t>。</w:t>
       </w:r>
       <w:proofErr w:type="gramStart"/>
       <w:r>
@@ -750,16 +748,32 @@
           <w:sz w:val="28"/>
           <w:szCs w:val="28"/>
         </w:rPr>
-        <w:t>裏指載</w:t>
-      </w:r>
-      <w:proofErr w:type="gramEnd"/>
+        <w:t>這</w:t>
+      </w:r>
       <w:r>
         <w:rPr>
           <w:rFonts w:ascii="標楷體" w:eastAsia="標楷體" w:hAnsi="標楷體" w:cs="標楷體" w:hint="eastAsia"/>
           <w:sz w:val="28"/>
           <w:szCs w:val="28"/>
         </w:rPr>
-        <w:t>人遠離的馬。</w:t>
+        <w:t>裡</w:t>
+      </w:r>
+      <w:r>
+        <w:rPr>
+          <w:rFonts w:ascii="標楷體" w:eastAsia="標楷體" w:hAnsi="標楷體" w:cs="標楷體" w:hint="eastAsia"/>
+          <w:sz w:val="28"/>
+          <w:szCs w:val="28"/>
+        </w:rPr>
+        <w:t>指載人</w:t>
+      </w:r>
+      <w:proofErr w:type="gramEnd"/>
+      <w:r>
+        <w:rPr>
+          <w:rFonts w:ascii="標楷體" w:eastAsia="標楷體" w:hAnsi="標楷體" w:cs="標楷體" w:hint="eastAsia"/>
+          <w:sz w:val="28"/>
+          <w:szCs w:val="28"/>
+        </w:rPr>
+        <w:t>遠離的馬。</w:t>
       </w:r>
     </w:p>
     <w:p>
@@ -785,7 +799,7 @@
       <w:pPr>
         <w:spacing w:line="440" w:lineRule="exact"/>
         <w:rPr>
-          <w:rFonts w:ascii="標楷體" w:eastAsia="標楷體" w:hAnsi="標楷體" w:hint="eastAsia"/>
+          <w:rFonts w:ascii="標楷體" w:eastAsia="標楷體" w:hAnsi="標楷體"/>
           <w:sz w:val="28"/>
           <w:szCs w:val="28"/>
         </w:rPr>
@@ -914,7 +928,7 @@
         <w:spacing w:line="440" w:lineRule="exact"/>
         <w:jc w:val="both"/>
         <w:rPr>
-          <w:rFonts w:ascii="標楷體" w:eastAsia="標楷體" w:hAnsi="標楷體" w:hint="eastAsia"/>
+          <w:rFonts w:ascii="標楷體" w:eastAsia="標楷體" w:hAnsi="標楷體"/>
           <w:sz w:val="28"/>
           <w:szCs w:val="28"/>
         </w:rPr>
@@ -1055,7 +1069,7 @@
         <w:spacing w:line="440" w:lineRule="exact"/>
         <w:jc w:val="both"/>
         <w:rPr>
-          <w:rFonts w:ascii="標楷體" w:eastAsia="標楷體" w:hAnsi="標楷體" w:hint="eastAsia"/>
+          <w:rFonts w:ascii="標楷體" w:eastAsia="標楷體" w:hAnsi="標楷體"/>
           <w:sz w:val="28"/>
           <w:szCs w:val="28"/>
         </w:rPr>
@@ -1300,7 +1314,7 @@
         <w:spacing w:line="440" w:lineRule="exact"/>
         <w:jc w:val="both"/>
         <w:rPr>
-          <w:rFonts w:ascii="標楷體" w:eastAsia="標楷體" w:hAnsi="標楷體" w:hint="eastAsia"/>
+          <w:rFonts w:ascii="標楷體" w:eastAsia="標楷體" w:hAnsi="標楷體"/>
           <w:sz w:val="28"/>
           <w:szCs w:val="28"/>
         </w:rPr>
@@ -1485,7 +1499,7 @@
         <w:spacing w:line="440" w:lineRule="exact"/>
         <w:jc w:val="both"/>
         <w:rPr>
-          <w:rFonts w:ascii="標楷體" w:eastAsia="標楷體" w:hAnsi="標楷體" w:hint="eastAsia"/>
+          <w:rFonts w:ascii="標楷體" w:eastAsia="標楷體" w:hAnsi="標楷體"/>
           <w:sz w:val="28"/>
           <w:szCs w:val="28"/>
         </w:rPr>
@@ -1632,7 +1646,7 @@
         <w:spacing w:line="440" w:lineRule="exact"/>
         <w:jc w:val="both"/>
         <w:rPr>
-          <w:rFonts w:ascii="標楷體" w:eastAsia="標楷體" w:hAnsi="標楷體" w:hint="eastAsia"/>
+          <w:rFonts w:ascii="標楷體" w:eastAsia="標楷體" w:hAnsi="標楷體"/>
           <w:sz w:val="28"/>
           <w:szCs w:val="28"/>
         </w:rPr>
@@ -2005,7 +2019,7 @@
         <w:spacing w:line="440" w:lineRule="exact"/>
         <w:ind w:leftChars="0" w:left="284" w:hanging="284"/>
         <w:rPr>
-          <w:rFonts w:ascii="標楷體" w:eastAsia="標楷體" w:hAnsi="標楷體" w:hint="eastAsia"/>
+          <w:rFonts w:ascii="標楷體" w:eastAsia="標楷體" w:hAnsi="標楷體"/>
           <w:sz w:val="28"/>
           <w:szCs w:val="28"/>
         </w:rPr>
